--- a/arb/docx/37.content.docx
+++ b/arb/docx/37.content.docx
@@ -32,23 +32,6 @@
     </w:p>
     <w:p>
       <w:pPr>
-        <w:pStyle w:val="Heading2"/>
-        <w:bidi/>
-      </w:pPr>
-      <w:r>
-        <w:rPr>
-          <w:lang w:val="ar_AE" w:bidi="ar_AE"/>
-        </w:rPr>
-        <w:t>License Information</w:t>
-      </w:r>
-      <w:r>
-        <w:rPr>
-          <w:lang w:val="ar_AE" w:bidi="ar_AE"/>
-        </w:rPr>
-      </w:r>
-    </w:p>
-    <w:p>
-      <w:pPr>
         <w:bidi/>
       </w:pPr>
       <w:r>
@@ -67,13 +50,7 @@
         <w:rPr>
           <w:lang w:val="ar_AE" w:bidi="ar_AE"/>
         </w:rPr>
-        <w:t xml:space="preserve"> (Arabic) is based on</w:t>
-      </w:r>
-      <w:r>
-        <w:rPr>
-          <w:lang w:val="ar_AE" w:bidi="ar_AE"/>
-        </w:rPr>
-        <w:t xml:space="preserve">: </w:t>
+        <w:t xml:space="preserve"> (Arabic) is based on: </w:t>
       </w:r>
       <w:r>
         <w:rPr>
@@ -200,21 +177,6 @@
         <w:pStyle w:val="Heading2"/>
         <w:bidi/>
       </w:pPr>
-      <w:r>
-        <w:rPr>
-          <w:lang w:val="ar_AE" w:bidi="ar_AE"/>
-        </w:rPr>
-      </w:r>
-    </w:p>
-    <w:p>
-      <w:pPr>
-        <w:bidi/>
-      </w:pPr>
-      <w:r>
-        <w:rPr>
-          <w:lang w:val="ar_AE" w:bidi="ar_AE"/>
-        </w:rPr>
-      </w:r>
       <w:r>
         <w:rPr>
           <w:lang w:val="ar_AE" w:bidi="ar_AE"/>

--- a/arb/docx/37.content.docx
+++ b/arb/docx/37.content.docx
@@ -9,6 +9,8 @@
       </w:pPr>
       <w:r>
         <w:rPr>
+          <w:rtl/>
+          <w:cs/>
           <w:lang w:val="ar_AE" w:bidi="ar_AE"/>
         </w:rPr>
       </w:r>
@@ -20,12 +22,16 @@
       </w:pPr>
       <w:r>
         <w:rPr>
+          <w:rtl/>
+          <w:cs/>
           <w:lang w:val="ar_AE" w:bidi="ar_AE"/>
         </w:rPr>
         <w:t>Resource: Arabic Van Dyck Bible</w:t>
       </w:r>
       <w:r>
         <w:rPr>
+          <w:rtl/>
+          <w:cs/>
           <w:lang w:val="ar_AE" w:bidi="ar_AE"/>
         </w:rPr>
       </w:r>
@@ -36,37 +42,33 @@
       </w:pPr>
       <w:r>
         <w:rPr>
+          <w:rtl/>
+          <w:cs/>
           <w:lang w:val="ar_AE" w:bidi="ar_AE"/>
         </w:rPr>
       </w:r>
       <w:r>
         <w:rPr>
           <w:b/>
+          <w:rtl/>
+          <w:cs/>
           <w:lang w:val="ar_AE" w:bidi="ar_AE"/>
         </w:rPr>
         <w:t>Arabic Van Dyck Bible</w:t>
       </w:r>
       <w:r>
         <w:rPr>
-          <w:lang w:val="ar_AE" w:bidi="ar_AE"/>
-        </w:rPr>
-        <w:t xml:space="preserve"> (Arabic) is based on: </w:t>
-      </w:r>
-      <w:r>
-        <w:rPr>
-          <w:lang w:val="ar_AE" w:bidi="ar_AE"/>
-        </w:rPr>
-        <w:t>Van Dyck Bible</w:t>
-      </w:r>
-      <w:r>
-        <w:rPr>
-          <w:lang w:val="ar_AE" w:bidi="ar_AE"/>
-        </w:rPr>
-        <w:t xml:space="preserve">, </w:t>
+          <w:rtl/>
+          <w:cs/>
+          <w:lang w:val="ar_AE" w:bidi="ar_AE"/>
+        </w:rPr>
+        <w:t xml:space="preserve"> © </w:t>
       </w:r>
       <w:hyperlink r:id="rId13">
         <w:r>
           <w:rPr>
+            <w:rtl/>
+            <w:cs/>
             <w:lang w:val="ar_AE" w:bidi="ar_AE"/>
           </w:rPr>
           <w:rPr>
@@ -78,13 +80,17 @@
       </w:hyperlink>
       <w:r>
         <w:rPr>
-          <w:lang w:val="ar_AE" w:bidi="ar_AE"/>
-        </w:rPr>
-        <w:t xml:space="preserve">, None, which is licensed under a </w:t>
+          <w:rtl/>
+          <w:cs/>
+          <w:lang w:val="ar_AE" w:bidi="ar_AE"/>
+        </w:rPr>
+        <w:t xml:space="preserve">, licensed under a </w:t>
       </w:r>
       <w:hyperlink r:id="rId14">
         <w:r>
           <w:rPr>
+            <w:rtl/>
+            <w:cs/>
             <w:lang w:val="ar_AE" w:bidi="ar_AE"/>
           </w:rPr>
           <w:rPr>
@@ -96,49 +102,36 @@
       </w:hyperlink>
       <w:r>
         <w:rPr>
+          <w:rtl/>
+          <w:cs/>
           <w:lang w:val="ar_AE" w:bidi="ar_AE"/>
         </w:rPr>
         <w:t>.</w:t>
       </w:r>
       <w:r>
         <w:rPr>
+          <w:rtl/>
+          <w:cs/>
+          <w:lang w:val="ar_AE" w:bidi="ar_AE"/>
+        </w:rPr>
+      </w:r>
+      <w:r>
+        <w:rPr>
+          <w:rtl/>
+          <w:cs/>
           <w:lang w:val="ar_AE" w:bidi="ar_AE"/>
         </w:rPr>
       </w:r>
     </w:p>
     <w:p>
       <w:pPr>
-        <w:bidi/>
-      </w:pPr>
-      <w:r>
-        <w:rPr>
-          <w:lang w:val="ar_AE" w:bidi="ar_AE"/>
-        </w:rPr>
-      </w:r>
-      <w:r>
-        <w:rPr>
-          <w:lang w:val="ar_AE" w:bidi="ar_AE"/>
-        </w:rPr>
-        <w:t>This PDF version is provided under the same license.</w:t>
-      </w:r>
-      <w:r>
-        <w:rPr>
-          <w:lang w:val="ar_AE" w:bidi="ar_AE"/>
-        </w:rPr>
-      </w:r>
-      <w:r>
-        <w:rPr>
-          <w:lang w:val="ar_AE" w:bidi="ar_AE"/>
-        </w:rPr>
-      </w:r>
-    </w:p>
-    <w:p>
-      <w:pPr>
         <w:pStyle w:val="Heading1"/>
         <w:bidi/>
       </w:pPr>
       <w:r>
         <w:rPr>
+          <w:rtl/>
+          <w:cs/>
           <w:lang w:val="ar_AE" w:bidi="ar_AE"/>
         </w:rPr>
         <w:t>Arabic Van Dyck Bible</w:t>
@@ -168,6 +161,8 @@
       </w:pPr>
       <w:r>
         <w:rPr>
+          <w:rtl/>
+          <w:cs/>
           <w:lang w:val="ar_AE" w:bidi="ar_AE"/>
         </w:rPr>
       </w:r>
@@ -179,6 +174,8 @@
       </w:pPr>
       <w:r>
         <w:rPr>
+          <w:rtl/>
+          <w:cs/>
           <w:lang w:val="ar_AE" w:bidi="ar_AE"/>
         </w:rPr>
       </w:r>
@@ -189,22 +186,30 @@
       </w:pPr>
       <w:r>
         <w:rPr>
-          <w:lang w:val="ar_AE" w:bidi="ar_AE"/>
-        </w:rPr>
-      </w:r>
-      <w:r>
-        <w:rPr>
+          <w:rtl/>
+          <w:cs/>
+          <w:lang w:val="ar_AE" w:bidi="ar_AE"/>
+        </w:rPr>
+      </w:r>
+      <w:r>
+        <w:rPr>
+          <w:rtl/>
+          <w:cs/>
           <w:lang w:val="ar_AE" w:bidi="ar_AE"/>
         </w:rPr>
         <w:t xml:space="preserve"> </w:t>
       </w:r>
       <w:r>
         <w:rPr>
-          <w:lang w:val="ar_AE" w:bidi="ar_AE"/>
-        </w:rPr>
-      </w:r>
-      <w:r>
-        <w:rPr>
+          <w:rtl/>
+          <w:cs/>
+          <w:lang w:val="ar_AE" w:bidi="ar_AE"/>
+        </w:rPr>
+      </w:r>
+      <w:r>
+        <w:rPr>
+          <w:rtl/>
+          <w:cs/>
           <w:lang w:val="ar_AE" w:bidi="ar_AE"/>
         </w:rPr>
       </w:r>
@@ -226,27 +231,477 @@
     </w:p>
     <w:p>
       <w:pPr>
+        <w:pStyle w:val="Heading2"/>
         <w:bidi/>
       </w:pPr>
       <w:r>
         <w:rPr>
+          <w:rtl/>
+          <w:cs/>
+          <w:lang w:val="ar_AE" w:bidi="ar_AE"/>
+        </w:rPr>
+        <w:t>Haggai 1:1</w:t>
+      </w:r>
+      <w:r>
+        <w:rPr>
+          <w:rtl/>
+          <w:cs/>
           <w:lang w:val="ar_AE" w:bidi="ar_AE"/>
         </w:rPr>
       </w:r>
     </w:p>
     <w:p>
       <w:pPr>
+        <w:bidi/>
+      </w:pPr>
+      <w:r>
+        <w:rPr>
+          <w:rtl/>
+          <w:cs/>
+          <w:lang w:val="ar_AE" w:bidi="ar_AE"/>
+        </w:rPr>
+      </w:r>
+      <w:r>
+        <w:rPr>
+          <w:vertAlign w:val="superscript"/>
+          <w:rtl/>
+          <w:cs/>
+          <w:lang w:val="ar_AE" w:bidi="ar_AE"/>
+        </w:rPr>
+        <w:t>1</w:t>
+      </w:r>
+      <w:r>
+        <w:rPr>
+          <w:rtl/>
+          <w:cs/>
+          <w:lang w:val="ar_AE" w:bidi="ar_AE"/>
+        </w:rPr>
+        <w:t xml:space="preserve"> فِي ٱلسَّنَةِ ٱلثَّانِيَةِ لِدَارِيُوسَ ٱلْمَلِكِ، فِي ٱلشَّهْرِ ٱلسَّادِسِ فِي أَوَّلِ يَوْمٍ مِنَ ٱلشَّهْرِ، كَانَتْ كَلِمَةُ ٱلرَّبِّ عَنْ يَدِ حَجَّي ٱلنَّبِيِّ إِلَى زَرُبَّابِلَ بْنِ شَأَلْتِيئِيلَ وَالِي يَهُوذَا، وَإِلَى يَهُوشَعَ بْنِ يَهُوصَادِقَ ٱلْكَاهِنِ ٱلْعَظِيمِ قَائِلًا:</w:t>
+      </w:r>
+    </w:p>
+    <w:p>
+      <w:pPr>
+        <w:bidi/>
+      </w:pPr>
+      <w:r>
+        <w:rPr>
+          <w:rtl/>
+          <w:cs/>
+          <w:lang w:val="ar_AE" w:bidi="ar_AE"/>
+        </w:rPr>
+      </w:r>
+      <w:r>
+        <w:rPr>
+          <w:vertAlign w:val="superscript"/>
+          <w:rtl/>
+          <w:cs/>
+          <w:lang w:val="ar_AE" w:bidi="ar_AE"/>
+        </w:rPr>
+        <w:t>2</w:t>
+      </w:r>
+      <w:r>
+        <w:rPr>
+          <w:rtl/>
+          <w:cs/>
+          <w:lang w:val="ar_AE" w:bidi="ar_AE"/>
+        </w:rPr>
+        <w:t xml:space="preserve"> «هَكَذَا قَالَ رَبُّ ٱلْجُنُودِ قَائِلًا: هَذَا ٱلشَّعْبُ قَالَ إِنَّ ٱلْوَقْتَ لَمْ يَبْلُغْ وَقْتَ بِنَاءِ بَيْتِ ٱلرَّبِّ».</w:t>
+      </w:r>
+    </w:p>
+    <w:p>
+      <w:pPr>
+        <w:bidi/>
+      </w:pPr>
+      <w:r>
+        <w:rPr>
+          <w:rtl/>
+          <w:cs/>
+          <w:lang w:val="ar_AE" w:bidi="ar_AE"/>
+        </w:rPr>
+      </w:r>
+      <w:r>
+        <w:rPr>
+          <w:vertAlign w:val="superscript"/>
+          <w:rtl/>
+          <w:cs/>
+          <w:lang w:val="ar_AE" w:bidi="ar_AE"/>
+        </w:rPr>
+        <w:t>3</w:t>
+      </w:r>
+      <w:r>
+        <w:rPr>
+          <w:rtl/>
+          <w:cs/>
+          <w:lang w:val="ar_AE" w:bidi="ar_AE"/>
+        </w:rPr>
+        <w:t xml:space="preserve"> فَكَانَتْ كَلِمَةُ ٱلرَّبِّ عَنْ يَدِ حَجَّي ٱلنَّبِيِّ قَائِلًا:</w:t>
+      </w:r>
+    </w:p>
+    <w:p>
+      <w:pPr>
+        <w:bidi/>
+      </w:pPr>
+      <w:r>
+        <w:rPr>
+          <w:rtl/>
+          <w:cs/>
+          <w:lang w:val="ar_AE" w:bidi="ar_AE"/>
+        </w:rPr>
+      </w:r>
+      <w:r>
+        <w:rPr>
+          <w:vertAlign w:val="superscript"/>
+          <w:rtl/>
+          <w:cs/>
+          <w:lang w:val="ar_AE" w:bidi="ar_AE"/>
+        </w:rPr>
+        <w:t>4</w:t>
+      </w:r>
+      <w:r>
+        <w:rPr>
+          <w:rtl/>
+          <w:cs/>
+          <w:lang w:val="ar_AE" w:bidi="ar_AE"/>
+        </w:rPr>
+        <w:t xml:space="preserve"> «هَلِ ٱلْوَقْتُ لَكُمْ أَنْتُمْ أَنْ تَسْكُنُوا فِي بُيُوتِكُمُ ٱلْمُغَشَّاةِ، وَهَذَا ٱلْبَيْتُ خَرَابٌ؟</w:t>
+      </w:r>
+    </w:p>
+    <w:p>
+      <w:pPr>
+        <w:bidi/>
+      </w:pPr>
+      <w:r>
+        <w:rPr>
+          <w:rtl/>
+          <w:cs/>
+          <w:lang w:val="ar_AE" w:bidi="ar_AE"/>
+        </w:rPr>
+      </w:r>
+      <w:r>
+        <w:rPr>
+          <w:vertAlign w:val="superscript"/>
+          <w:rtl/>
+          <w:cs/>
+          <w:lang w:val="ar_AE" w:bidi="ar_AE"/>
+        </w:rPr>
+        <w:t>5</w:t>
+      </w:r>
+      <w:r>
+        <w:rPr>
+          <w:rtl/>
+          <w:cs/>
+          <w:lang w:val="ar_AE" w:bidi="ar_AE"/>
+        </w:rPr>
+        <w:t xml:space="preserve"> وَٱلْآنَ فَهَكَذَا قَالَ رَبُّ ٱلْجُنُودِ: ٱجْعَلُوا قَلْبَكُمْ عَلَى طُرُقِكُمْ.</w:t>
+      </w:r>
+    </w:p>
+    <w:p>
+      <w:pPr>
+        <w:bidi/>
+      </w:pPr>
+      <w:r>
+        <w:rPr>
+          <w:rtl/>
+          <w:cs/>
+          <w:lang w:val="ar_AE" w:bidi="ar_AE"/>
+        </w:rPr>
+      </w:r>
+      <w:r>
+        <w:rPr>
+          <w:vertAlign w:val="superscript"/>
+          <w:rtl/>
+          <w:cs/>
+          <w:lang w:val="ar_AE" w:bidi="ar_AE"/>
+        </w:rPr>
+        <w:t>6</w:t>
+      </w:r>
+      <w:r>
+        <w:rPr>
+          <w:rtl/>
+          <w:cs/>
+          <w:lang w:val="ar_AE" w:bidi="ar_AE"/>
+        </w:rPr>
+        <w:t xml:space="preserve"> زَرَعْتُمْ كَثِيرًا وَدَخَّلْتُمْ قَلِيلًا. تَأْكُلُونَ وَلَيْسَ إِلَى ٱلشَّبَعِ. تَشْرَبُونَ وَلَا تَرْوُونَ. تَكْتَسُونَ وَلَا تَدْفَأُونَ. وَٱلْآخِذُ أُجْرَةً يَأْخُذُ أُجْرَةً لِكِيسٍ مَنْقُوبٍ.</w:t>
+      </w:r>
+    </w:p>
+    <w:p>
+      <w:pPr>
+        <w:bidi/>
+      </w:pPr>
+      <w:r>
+        <w:rPr>
+          <w:rtl/>
+          <w:cs/>
+          <w:lang w:val="ar_AE" w:bidi="ar_AE"/>
+        </w:rPr>
+      </w:r>
+      <w:r>
+        <w:rPr>
+          <w:vertAlign w:val="superscript"/>
+          <w:rtl/>
+          <w:cs/>
+          <w:lang w:val="ar_AE" w:bidi="ar_AE"/>
+        </w:rPr>
+        <w:t>7</w:t>
+      </w:r>
+      <w:r>
+        <w:rPr>
+          <w:rtl/>
+          <w:cs/>
+          <w:lang w:val="ar_AE" w:bidi="ar_AE"/>
+        </w:rPr>
+        <w:t xml:space="preserve"> «هَكَذَا قَالَ رَبُّ ٱلْجُنُودِ: ٱجْعَلُوا قَلْبَكُمْ عَلَى طُرُقِكُمْ.</w:t>
+      </w:r>
+    </w:p>
+    <w:p>
+      <w:pPr>
+        <w:bidi/>
+      </w:pPr>
+      <w:r>
+        <w:rPr>
+          <w:rtl/>
+          <w:cs/>
+          <w:lang w:val="ar_AE" w:bidi="ar_AE"/>
+        </w:rPr>
+      </w:r>
+      <w:r>
+        <w:rPr>
+          <w:vertAlign w:val="superscript"/>
+          <w:rtl/>
+          <w:cs/>
+          <w:lang w:val="ar_AE" w:bidi="ar_AE"/>
+        </w:rPr>
+        <w:t>8</w:t>
+      </w:r>
+      <w:r>
+        <w:rPr>
+          <w:rtl/>
+          <w:cs/>
+          <w:lang w:val="ar_AE" w:bidi="ar_AE"/>
+        </w:rPr>
+        <w:t xml:space="preserve"> اِصْعَدُوا إِلَى ٱلْجَبَلِ وَأْتُوا بِخَشَبٍ وَٱبْنُوا ٱلْبَيْتَ، فَأَرْضَى عَلَيْهِ وَأَتَمَجَّدَ، قَالَ ٱلرَّبُّ.</w:t>
+      </w:r>
+    </w:p>
+    <w:p>
+      <w:pPr>
+        <w:bidi/>
+      </w:pPr>
+      <w:r>
+        <w:rPr>
+          <w:rtl/>
+          <w:cs/>
+          <w:lang w:val="ar_AE" w:bidi="ar_AE"/>
+        </w:rPr>
+      </w:r>
+      <w:r>
+        <w:rPr>
+          <w:vertAlign w:val="superscript"/>
+          <w:rtl/>
+          <w:cs/>
+          <w:lang w:val="ar_AE" w:bidi="ar_AE"/>
+        </w:rPr>
+        <w:t>9</w:t>
+      </w:r>
+      <w:r>
+        <w:rPr>
+          <w:rtl/>
+          <w:cs/>
+          <w:lang w:val="ar_AE" w:bidi="ar_AE"/>
+        </w:rPr>
+        <w:t xml:space="preserve"> ٱنْتَظَرْتُمْ كَثِيرًا وَإِذَا هُوَ قَلِيلٌ. وَلَمَّا أَدْخَلْتُمُوهُ ٱلْبَيْتَ نَفَخْتُ عَلَيْهِ. لِمَاذَا؟ يَقُولُ رَبُّ ٱلْجُنُودِ. لِأَجْلِ بَيْتِي ٱلَّذِي هُوَ خَرَابٌ، وَأَنْتُمْ رَاكِضُونَ كُلُّ إِنْسَانٍ إِلَى بَيْتِهِ.</w:t>
+      </w:r>
+    </w:p>
+    <w:p>
+      <w:pPr>
+        <w:bidi/>
+      </w:pPr>
+      <w:r>
+        <w:rPr>
+          <w:rtl/>
+          <w:cs/>
+          <w:lang w:val="ar_AE" w:bidi="ar_AE"/>
+        </w:rPr>
+      </w:r>
+      <w:r>
+        <w:rPr>
+          <w:vertAlign w:val="superscript"/>
+          <w:rtl/>
+          <w:cs/>
+          <w:lang w:val="ar_AE" w:bidi="ar_AE"/>
+        </w:rPr>
+        <w:t>10</w:t>
+      </w:r>
+      <w:r>
+        <w:rPr>
+          <w:rtl/>
+          <w:cs/>
+          <w:lang w:val="ar_AE" w:bidi="ar_AE"/>
+        </w:rPr>
+        <w:t xml:space="preserve"> لِذَلِكَ مَنَعَتِ ٱلسَّمَاوَاتُ مِنْ فَوْقِكُمُ ٱلنَّدَى، وَمَنَعَتِ ٱلْأَرْضُ غَلَّتَهَا.</w:t>
+      </w:r>
+    </w:p>
+    <w:p>
+      <w:pPr>
+        <w:bidi/>
+      </w:pPr>
+      <w:r>
+        <w:rPr>
+          <w:rtl/>
+          <w:cs/>
+          <w:lang w:val="ar_AE" w:bidi="ar_AE"/>
+        </w:rPr>
+      </w:r>
+      <w:r>
+        <w:rPr>
+          <w:vertAlign w:val="superscript"/>
+          <w:rtl/>
+          <w:cs/>
+          <w:lang w:val="ar_AE" w:bidi="ar_AE"/>
+        </w:rPr>
+        <w:t>11</w:t>
+      </w:r>
+      <w:r>
+        <w:rPr>
+          <w:rtl/>
+          <w:cs/>
+          <w:lang w:val="ar_AE" w:bidi="ar_AE"/>
+        </w:rPr>
+        <w:t xml:space="preserve"> وَدَعَوْتُ بِٱلْحَرِّ عَلَى ٱلْأَرْضِ وَعَلَى ٱلْجِبَالِ وَعَلَى ٱلْحِنْطَةِ وَعَلَى ٱلْمِسْطَارِ وَعَلَى ٱلزَّيْتِ وَعَلَى مَا تُنْبِتُهُ ٱلْأَرْضُ، وَعَلَى ٱلنَّاسِ وَعَلَى ٱلْبَهَائِمِ، وَعَلَى كُلِّ أَتْعَابِ ٱلْيَدَيْنِ».</w:t>
+      </w:r>
+    </w:p>
+    <w:p>
+      <w:pPr>
+        <w:bidi/>
+      </w:pPr>
+      <w:r>
+        <w:rPr>
+          <w:rtl/>
+          <w:cs/>
+          <w:lang w:val="ar_AE" w:bidi="ar_AE"/>
+        </w:rPr>
+      </w:r>
+      <w:r>
+        <w:rPr>
+          <w:vertAlign w:val="superscript"/>
+          <w:rtl/>
+          <w:cs/>
+          <w:lang w:val="ar_AE" w:bidi="ar_AE"/>
+        </w:rPr>
+        <w:t>12</w:t>
+      </w:r>
+      <w:r>
+        <w:rPr>
+          <w:rtl/>
+          <w:cs/>
+          <w:lang w:val="ar_AE" w:bidi="ar_AE"/>
+        </w:rPr>
+        <w:t xml:space="preserve"> حِينَئِذٍ سَمِعَ زَرُبَّابِلُ بْنُ شَأَلْتِيئِيلَ وَيَهُوشَعُ بْنُ يَهُوصَادِقَ ٱلْكَاهِنِ ٱلْعَظِيمِ، وَكُلُّ بَقِيَّةِ ٱلشَّعْبِ صَوْتَ ٱلرَّبِّ إِلَهِهِمْ وَكَلَامَ حَجَّي ٱلنَّبِيِّ كَمَا أَرْسَلَهُ ٱلرَّبُّ إِلَهُهُمْ. وَخَافَ ٱلشَّعْبُ أَمَامَ وَجْهِ ٱلرَّبِّ.</w:t>
+      </w:r>
+    </w:p>
+    <w:p>
+      <w:pPr>
+        <w:bidi/>
+      </w:pPr>
+      <w:r>
+        <w:rPr>
+          <w:rtl/>
+          <w:cs/>
+          <w:lang w:val="ar_AE" w:bidi="ar_AE"/>
+        </w:rPr>
+      </w:r>
+      <w:r>
+        <w:rPr>
+          <w:vertAlign w:val="superscript"/>
+          <w:rtl/>
+          <w:cs/>
+          <w:lang w:val="ar_AE" w:bidi="ar_AE"/>
+        </w:rPr>
+        <w:t>13</w:t>
+      </w:r>
+      <w:r>
+        <w:rPr>
+          <w:rtl/>
+          <w:cs/>
+          <w:lang w:val="ar_AE" w:bidi="ar_AE"/>
+        </w:rPr>
+        <w:t xml:space="preserve"> فَقَالَ حَجَّي رَسُولُ ٱلرَّبِّ بِرِسَالَةِ ٱلرَّبِّ لِجَمِيعِ ٱلشَّعْبِ قَائِلًا: «أَنَا مَعَكُمْ، يَقُولُ ٱلرَّبُّ».</w:t>
+      </w:r>
+    </w:p>
+    <w:p>
+      <w:pPr>
+        <w:bidi/>
+      </w:pPr>
+      <w:r>
+        <w:rPr>
+          <w:rtl/>
+          <w:cs/>
+          <w:lang w:val="ar_AE" w:bidi="ar_AE"/>
+        </w:rPr>
+      </w:r>
+      <w:r>
+        <w:rPr>
+          <w:vertAlign w:val="superscript"/>
+          <w:rtl/>
+          <w:cs/>
+          <w:lang w:val="ar_AE" w:bidi="ar_AE"/>
+        </w:rPr>
+        <w:t>14</w:t>
+      </w:r>
+      <w:r>
+        <w:rPr>
+          <w:rtl/>
+          <w:cs/>
+          <w:lang w:val="ar_AE" w:bidi="ar_AE"/>
+        </w:rPr>
+        <w:t xml:space="preserve"> وَنَبَّهَ ٱلرَّبُّ رُوحَ زَرُبَّابِلَ بْنِ شَأَلْتِيئِيلَ وَالِي يَهُوذَا، وَرُوحَ يَهُوشَعَ بْنِ يَهُوصَادِقَ ٱلْكَاهِنِ ٱلْعَظِيمِ، وَرُوحَ كُلِّ بَقِيَّةِ ٱلشَّعْبِ. فَجَاءُوا وَعَمِلُوا ٱلشُّغْلَ فِي بَيْتِ رَبِّ ٱلْجُنُودِ إِلَهِهِمْ،</w:t>
+      </w:r>
+    </w:p>
+    <w:p>
+      <w:pPr>
+        <w:bidi/>
+      </w:pPr>
+      <w:r>
+        <w:rPr>
+          <w:rtl/>
+          <w:cs/>
+          <w:lang w:val="ar_AE" w:bidi="ar_AE"/>
+        </w:rPr>
+      </w:r>
+      <w:r>
+        <w:rPr>
+          <w:vertAlign w:val="superscript"/>
+          <w:rtl/>
+          <w:cs/>
+          <w:lang w:val="ar_AE" w:bidi="ar_AE"/>
+        </w:rPr>
+        <w:t>15</w:t>
+      </w:r>
+      <w:r>
+        <w:rPr>
+          <w:rtl/>
+          <w:cs/>
+          <w:lang w:val="ar_AE" w:bidi="ar_AE"/>
+        </w:rPr>
+        <w:t xml:space="preserve"> فِي ٱلْيَوْمِ ٱلرَّابِعِ وَٱلْعِشْرِينَ مِنَ ٱلشَّهْرِ ٱلسَّادِسِ، فِي ٱلسَّنَةِ ٱلثَّانِيَةِ لِدَارِيُوسَ ٱلْمَلِكِ.</w:t>
+      </w:r>
+    </w:p>
+    <w:p>
+      <w:pPr>
         <w:pStyle w:val="Heading2"/>
         <w:bidi/>
       </w:pPr>
       <w:r>
         <w:rPr>
-          <w:lang w:val="ar_AE" w:bidi="ar_AE"/>
-        </w:rPr>
-        <w:t>Haggai 1:1</w:t>
-      </w:r>
-      <w:r>
-        <w:rPr>
+          <w:rtl/>
+          <w:cs/>
+          <w:lang w:val="ar_AE" w:bidi="ar_AE"/>
+        </w:rPr>
+        <w:t>Haggai 2:1</w:t>
+      </w:r>
+      <w:r>
+        <w:rPr>
+          <w:rtl/>
+          <w:cs/>
           <w:lang w:val="ar_AE" w:bidi="ar_AE"/>
         </w:rPr>
       </w:r>
@@ -257,31 +712,27 @@
       </w:pPr>
       <w:r>
         <w:rPr>
+          <w:rtl/>
+          <w:cs/>
           <w:lang w:val="ar_AE" w:bidi="ar_AE"/>
         </w:rPr>
       </w:r>
       <w:r>
         <w:rPr>
           <w:vertAlign w:val="superscript"/>
+          <w:rtl/>
+          <w:cs/>
           <w:lang w:val="ar_AE" w:bidi="ar_AE"/>
         </w:rPr>
         <w:t>1</w:t>
       </w:r>
       <w:r>
         <w:rPr>
-          <w:lang w:val="ar_AE" w:bidi="ar_AE"/>
-        </w:rPr>
-        <w:t xml:space="preserve"> فِي ٱلسَّنَةِ ٱلثَّانِيَةِ لِدَارِيُوسَ ٱلْمَلِكِ، فِي ٱلشَّهْرِ ٱلسَّادِسِ فِي أَوَّلِ يَوْمٍ مِنَ ٱلشَّهْرِ، كَانَتْ كَلِمَةُ ٱلرَّبِّ عَنْ يَدِ حَجَّي ٱلنَّبِيِّ إِلَى زَرُبَّابِلَ بْنِ شَأَلْتِيئِيلَ وَالِي يَهُوذَا، وَإِلَى يَهُوشَعَ بْنِ يَهُوصَادِقَ ٱلْكَاهِنِ ٱلْعَظِيمِ قَائِلًا:</w:t>
-      </w:r>
-      <w:r>
-        <w:rPr>
-          <w:lang w:val="ar_AE" w:bidi="ar_AE"/>
-        </w:rPr>
-      </w:r>
-      <w:r>
-        <w:rPr>
-          <w:lang w:val="ar_AE" w:bidi="ar_AE"/>
-        </w:rPr>
+          <w:rtl/>
+          <w:cs/>
+          <w:lang w:val="ar_AE" w:bidi="ar_AE"/>
+        </w:rPr>
+        <w:t xml:space="preserve"> فِي ٱلشَّهْرِ ٱلسَّابِعِ فِي ٱلْحَادِي وَٱلْعِشْرِينَ مِنَ ٱلشَّهْرِ، كَانَتْ كَلِمَةُ ٱلرَّبِّ عَنْ يَدِ حَجَّي ٱلنَّبِيِّ قَائِلًا:</w:t>
       </w:r>
     </w:p>
     <w:p>
@@ -290,8 +741,27 @@
       </w:pPr>
       <w:r>
         <w:rPr>
-          <w:lang w:val="ar_AE" w:bidi="ar_AE"/>
-        </w:rPr>
+          <w:rtl/>
+          <w:cs/>
+          <w:lang w:val="ar_AE" w:bidi="ar_AE"/>
+        </w:rPr>
+      </w:r>
+      <w:r>
+        <w:rPr>
+          <w:vertAlign w:val="superscript"/>
+          <w:rtl/>
+          <w:cs/>
+          <w:lang w:val="ar_AE" w:bidi="ar_AE"/>
+        </w:rPr>
+        <w:t>2</w:t>
+      </w:r>
+      <w:r>
+        <w:rPr>
+          <w:rtl/>
+          <w:cs/>
+          <w:lang w:val="ar_AE" w:bidi="ar_AE"/>
+        </w:rPr>
+        <w:t xml:space="preserve"> «كَلِّمْ زَرُبَّابِلَ بْنَ شَأَلْتِيئِيلَ وَالِيَ يَهُوذَا، وَيَهُوشَعَ بْنِ يَهُوصَادِقَ ٱلْكَاهِنِ ٱلْعَظِيمِ وَبَقِيَّةِ ٱلشَّعْبِ قَائِلًا:</w:t>
       </w:r>
     </w:p>
     <w:p>
@@ -300,31 +770,27 @@
       </w:pPr>
       <w:r>
         <w:rPr>
+          <w:rtl/>
+          <w:cs/>
           <w:lang w:val="ar_AE" w:bidi="ar_AE"/>
         </w:rPr>
       </w:r>
       <w:r>
         <w:rPr>
           <w:vertAlign w:val="superscript"/>
-          <w:lang w:val="ar_AE" w:bidi="ar_AE"/>
-        </w:rPr>
-        <w:t>2</w:t>
-      </w:r>
-      <w:r>
-        <w:rPr>
-          <w:lang w:val="ar_AE" w:bidi="ar_AE"/>
-        </w:rPr>
-        <w:t xml:space="preserve"> «هَكَذَا قَالَ رَبُّ ٱلْجُنُودِ قَائِلًا: هَذَا ٱلشَّعْبُ قَالَ إِنَّ ٱلْوَقْتَ لَمْ يَبْلُغْ وَقْتَ بِنَاءِ بَيْتِ ٱلرَّبِّ».</w:t>
-      </w:r>
-      <w:r>
-        <w:rPr>
-          <w:lang w:val="ar_AE" w:bidi="ar_AE"/>
-        </w:rPr>
-      </w:r>
-      <w:r>
-        <w:rPr>
-          <w:lang w:val="ar_AE" w:bidi="ar_AE"/>
-        </w:rPr>
+          <w:rtl/>
+          <w:cs/>
+          <w:lang w:val="ar_AE" w:bidi="ar_AE"/>
+        </w:rPr>
+        <w:t>3</w:t>
+      </w:r>
+      <w:r>
+        <w:rPr>
+          <w:rtl/>
+          <w:cs/>
+          <w:lang w:val="ar_AE" w:bidi="ar_AE"/>
+        </w:rPr>
+        <w:t xml:space="preserve"> مَنِ ٱلْبَاقِي فِيكُمُ ٱلَّذِي رَأَى هَذَا ٱلْبَيْتَ فِي مَجْدِهِ ٱلْأَوَّلِ؟ وَكَيْفَ تَنْظُرُونَهُ ٱلْآنَ؟ أَمَا هُوَ فِي أَعْيُنِكُمْ كَلَا شَيْءٍ!</w:t>
       </w:r>
     </w:p>
     <w:p>
@@ -333,8 +799,27 @@
       </w:pPr>
       <w:r>
         <w:rPr>
-          <w:lang w:val="ar_AE" w:bidi="ar_AE"/>
-        </w:rPr>
+          <w:rtl/>
+          <w:cs/>
+          <w:lang w:val="ar_AE" w:bidi="ar_AE"/>
+        </w:rPr>
+      </w:r>
+      <w:r>
+        <w:rPr>
+          <w:vertAlign w:val="superscript"/>
+          <w:rtl/>
+          <w:cs/>
+          <w:lang w:val="ar_AE" w:bidi="ar_AE"/>
+        </w:rPr>
+        <w:t>4</w:t>
+      </w:r>
+      <w:r>
+        <w:rPr>
+          <w:rtl/>
+          <w:cs/>
+          <w:lang w:val="ar_AE" w:bidi="ar_AE"/>
+        </w:rPr>
+        <w:t xml:space="preserve"> فَٱلْآنَ تَشَدَّدْ يَا زَرُبَّابِلُ، يَقُولُ ٱلرَّبُّ. وَتَشَدَّدْ يَا يَهُوشَعُ بْنُ يَهُوصَادِقَ ٱلْكَاهِنُ ٱلْعَظِيمُ، وَتَشَدَّدُوا يَا جَمِيعَ شَعْبِ ٱلْأَرْضِ، يَقُولُ ٱلرَّبُّ. وَٱعْمَلُوا فَإِنِّي مَعَكُمْ، يَقُولُ رَبُّ ٱلْجُنُودِ.</w:t>
       </w:r>
     </w:p>
     <w:p>
@@ -343,31 +828,27 @@
       </w:pPr>
       <w:r>
         <w:rPr>
+          <w:rtl/>
+          <w:cs/>
           <w:lang w:val="ar_AE" w:bidi="ar_AE"/>
         </w:rPr>
       </w:r>
       <w:r>
         <w:rPr>
           <w:vertAlign w:val="superscript"/>
-          <w:lang w:val="ar_AE" w:bidi="ar_AE"/>
-        </w:rPr>
-        <w:t>3</w:t>
-      </w:r>
-      <w:r>
-        <w:rPr>
-          <w:lang w:val="ar_AE" w:bidi="ar_AE"/>
-        </w:rPr>
-        <w:t xml:space="preserve"> فَكَانَتْ كَلِمَةُ ٱلرَّبِّ عَنْ يَدِ حَجَّي ٱلنَّبِيِّ قَائِلًا:</w:t>
-      </w:r>
-      <w:r>
-        <w:rPr>
-          <w:lang w:val="ar_AE" w:bidi="ar_AE"/>
-        </w:rPr>
-      </w:r>
-      <w:r>
-        <w:rPr>
-          <w:lang w:val="ar_AE" w:bidi="ar_AE"/>
-        </w:rPr>
+          <w:rtl/>
+          <w:cs/>
+          <w:lang w:val="ar_AE" w:bidi="ar_AE"/>
+        </w:rPr>
+        <w:t>5</w:t>
+      </w:r>
+      <w:r>
+        <w:rPr>
+          <w:rtl/>
+          <w:cs/>
+          <w:lang w:val="ar_AE" w:bidi="ar_AE"/>
+        </w:rPr>
+        <w:t xml:space="preserve"> حَسَبَ ٱلْكَلَامِ ٱلَّذِي عَاهَدْتُكُمْ بِهِ عِنْدَ خُرُوجِكُمْ مِنْ مِصْرَ، وَرُوحِي قَائِمٌ فِي وَسَطِكُمْ. لَا تَخَافُوا.</w:t>
       </w:r>
     </w:p>
     <w:p>
@@ -376,8 +857,27 @@
       </w:pPr>
       <w:r>
         <w:rPr>
-          <w:lang w:val="ar_AE" w:bidi="ar_AE"/>
-        </w:rPr>
+          <w:rtl/>
+          <w:cs/>
+          <w:lang w:val="ar_AE" w:bidi="ar_AE"/>
+        </w:rPr>
+      </w:r>
+      <w:r>
+        <w:rPr>
+          <w:vertAlign w:val="superscript"/>
+          <w:rtl/>
+          <w:cs/>
+          <w:lang w:val="ar_AE" w:bidi="ar_AE"/>
+        </w:rPr>
+        <w:t>6</w:t>
+      </w:r>
+      <w:r>
+        <w:rPr>
+          <w:rtl/>
+          <w:cs/>
+          <w:lang w:val="ar_AE" w:bidi="ar_AE"/>
+        </w:rPr>
+        <w:t xml:space="preserve"> لِأَنَّهُ هَكَذَا قَالَ رَبُّ ٱلْجُنُودِ: هِيَ مَرَّةٌ، بَعْدَ قَلِيلٍ، فَأُزَلْزِلُ ٱلسَّمَاوَاتِ وَٱلْأَرْضَ وَٱلْبَحْرَ وَٱلْيَابِسَةَ،</w:t>
       </w:r>
     </w:p>
     <w:p>
@@ -386,31 +886,27 @@
       </w:pPr>
       <w:r>
         <w:rPr>
+          <w:rtl/>
+          <w:cs/>
           <w:lang w:val="ar_AE" w:bidi="ar_AE"/>
         </w:rPr>
       </w:r>
       <w:r>
         <w:rPr>
           <w:vertAlign w:val="superscript"/>
-          <w:lang w:val="ar_AE" w:bidi="ar_AE"/>
-        </w:rPr>
-        <w:t>4</w:t>
-      </w:r>
-      <w:r>
-        <w:rPr>
-          <w:lang w:val="ar_AE" w:bidi="ar_AE"/>
-        </w:rPr>
-        <w:t xml:space="preserve"> «هَلِ ٱلْوَقْتُ لَكُمْ أَنْتُمْ أَنْ تَسْكُنُوا فِي بُيُوتِكُمُ ٱلْمُغَشَّاةِ، وَهَذَا ٱلْبَيْتُ خَرَابٌ؟</w:t>
-      </w:r>
-      <w:r>
-        <w:rPr>
-          <w:lang w:val="ar_AE" w:bidi="ar_AE"/>
-        </w:rPr>
-      </w:r>
-      <w:r>
-        <w:rPr>
-          <w:lang w:val="ar_AE" w:bidi="ar_AE"/>
-        </w:rPr>
+          <w:rtl/>
+          <w:cs/>
+          <w:lang w:val="ar_AE" w:bidi="ar_AE"/>
+        </w:rPr>
+        <w:t>7</w:t>
+      </w:r>
+      <w:r>
+        <w:rPr>
+          <w:rtl/>
+          <w:cs/>
+          <w:lang w:val="ar_AE" w:bidi="ar_AE"/>
+        </w:rPr>
+        <w:t xml:space="preserve"> وَأُزَلْزِلُ كُلَّ ٱلْأُمَمِ. وَيَأْتِي مُشْتَهَى كُلِّ ٱلْأُمَمِ، فَأَمْلَأُ هَذَا ٱلْبَيْتَ مَجْدًا، قَالَ رَبُّ ٱلْجُنُودِ.</w:t>
       </w:r>
     </w:p>
     <w:p>
@@ -419,8 +915,27 @@
       </w:pPr>
       <w:r>
         <w:rPr>
-          <w:lang w:val="ar_AE" w:bidi="ar_AE"/>
-        </w:rPr>
+          <w:rtl/>
+          <w:cs/>
+          <w:lang w:val="ar_AE" w:bidi="ar_AE"/>
+        </w:rPr>
+      </w:r>
+      <w:r>
+        <w:rPr>
+          <w:vertAlign w:val="superscript"/>
+          <w:rtl/>
+          <w:cs/>
+          <w:lang w:val="ar_AE" w:bidi="ar_AE"/>
+        </w:rPr>
+        <w:t>8</w:t>
+      </w:r>
+      <w:r>
+        <w:rPr>
+          <w:rtl/>
+          <w:cs/>
+          <w:lang w:val="ar_AE" w:bidi="ar_AE"/>
+        </w:rPr>
+        <w:t xml:space="preserve"> لِي ٱلْفِضَّةُ وَلِي ٱلذَّهَبُ، يَقُولُ رَبُّ ٱلْجُنُودِ.</w:t>
       </w:r>
     </w:p>
     <w:p>
@@ -429,31 +944,27 @@
       </w:pPr>
       <w:r>
         <w:rPr>
+          <w:rtl/>
+          <w:cs/>
           <w:lang w:val="ar_AE" w:bidi="ar_AE"/>
         </w:rPr>
       </w:r>
       <w:r>
         <w:rPr>
           <w:vertAlign w:val="superscript"/>
-          <w:lang w:val="ar_AE" w:bidi="ar_AE"/>
-        </w:rPr>
-        <w:t>5</w:t>
-      </w:r>
-      <w:r>
-        <w:rPr>
-          <w:lang w:val="ar_AE" w:bidi="ar_AE"/>
-        </w:rPr>
-        <w:t xml:space="preserve"> وَٱلْآنَ فَهَكَذَا قَالَ رَبُّ ٱلْجُنُودِ: ٱجْعَلُوا قَلْبَكُمْ عَلَى طُرُقِكُمْ.</w:t>
-      </w:r>
-      <w:r>
-        <w:rPr>
-          <w:lang w:val="ar_AE" w:bidi="ar_AE"/>
-        </w:rPr>
-      </w:r>
-      <w:r>
-        <w:rPr>
-          <w:lang w:val="ar_AE" w:bidi="ar_AE"/>
-        </w:rPr>
+          <w:rtl/>
+          <w:cs/>
+          <w:lang w:val="ar_AE" w:bidi="ar_AE"/>
+        </w:rPr>
+        <w:t>9</w:t>
+      </w:r>
+      <w:r>
+        <w:rPr>
+          <w:rtl/>
+          <w:cs/>
+          <w:lang w:val="ar_AE" w:bidi="ar_AE"/>
+        </w:rPr>
+        <w:t xml:space="preserve"> مَجْدُ هَذَا ٱلْبَيْتِ ٱلْأَخِيرِ يَكُونُ أَعْظَمَ مِنْ مَجْدِ ٱلْأَوَّلِ، قَالَ رَبُّ ٱلْجُنُودِ. وَفِي هَذَا ٱلْمَكَانِ أُعْطِي ٱلسَّلَامَ، يَقُولُ رَبُّ ٱلْجُنُودِ».</w:t>
       </w:r>
     </w:p>
     <w:p>
@@ -462,8 +973,27 @@
       </w:pPr>
       <w:r>
         <w:rPr>
-          <w:lang w:val="ar_AE" w:bidi="ar_AE"/>
-        </w:rPr>
+          <w:rtl/>
+          <w:cs/>
+          <w:lang w:val="ar_AE" w:bidi="ar_AE"/>
+        </w:rPr>
+      </w:r>
+      <w:r>
+        <w:rPr>
+          <w:vertAlign w:val="superscript"/>
+          <w:rtl/>
+          <w:cs/>
+          <w:lang w:val="ar_AE" w:bidi="ar_AE"/>
+        </w:rPr>
+        <w:t>10</w:t>
+      </w:r>
+      <w:r>
+        <w:rPr>
+          <w:rtl/>
+          <w:cs/>
+          <w:lang w:val="ar_AE" w:bidi="ar_AE"/>
+        </w:rPr>
+        <w:t xml:space="preserve"> فِي ٱلرَّابِعِ وَٱلْعِشْرِينَ مِنَ ٱلشَّهْرِ ٱلتَّاسِعِ، فِي ٱلسَّنَةِ ٱلثَّانِيَةِ لِدَارِيُوسَ، كَانَتْ كَلِمَةُ ٱلرَّبِّ عَنْ يَدِ حَجَّي ٱلنَّبِيِّ قَائِلًا:</w:t>
       </w:r>
     </w:p>
     <w:p>
@@ -472,31 +1002,27 @@
       </w:pPr>
       <w:r>
         <w:rPr>
+          <w:rtl/>
+          <w:cs/>
           <w:lang w:val="ar_AE" w:bidi="ar_AE"/>
         </w:rPr>
       </w:r>
       <w:r>
         <w:rPr>
           <w:vertAlign w:val="superscript"/>
-          <w:lang w:val="ar_AE" w:bidi="ar_AE"/>
-        </w:rPr>
-        <w:t>6</w:t>
-      </w:r>
-      <w:r>
-        <w:rPr>
-          <w:lang w:val="ar_AE" w:bidi="ar_AE"/>
-        </w:rPr>
-        <w:t xml:space="preserve"> زَرَعْتُمْ كَثِيرًا وَدَخَّلْتُمْ قَلِيلًا. تَأْكُلُونَ وَلَيْسَ إِلَى ٱلشَّبَعِ. تَشْرَبُونَ وَلَا تَرْوُونَ. تَكْتَسُونَ وَلَا تَدْفَأُونَ. وَٱلْآخِذُ أُجْرَةً يَأْخُذُ أُجْرَةً لِكِيسٍ مَنْقُوبٍ.</w:t>
-      </w:r>
-      <w:r>
-        <w:rPr>
-          <w:lang w:val="ar_AE" w:bidi="ar_AE"/>
-        </w:rPr>
-      </w:r>
-      <w:r>
-        <w:rPr>
-          <w:lang w:val="ar_AE" w:bidi="ar_AE"/>
-        </w:rPr>
+          <w:rtl/>
+          <w:cs/>
+          <w:lang w:val="ar_AE" w:bidi="ar_AE"/>
+        </w:rPr>
+        <w:t>11</w:t>
+      </w:r>
+      <w:r>
+        <w:rPr>
+          <w:rtl/>
+          <w:cs/>
+          <w:lang w:val="ar_AE" w:bidi="ar_AE"/>
+        </w:rPr>
+        <w:t xml:space="preserve"> «هَكَذَا قَالَ رَبُّ ٱلْجُنُودِ: اِسْأَلِ ٱلْكَهَنَةَ عَنِ ٱلشَّرِيعَةِ قَائِلًا:</w:t>
       </w:r>
     </w:p>
     <w:p>
@@ -505,8 +1031,27 @@
       </w:pPr>
       <w:r>
         <w:rPr>
-          <w:lang w:val="ar_AE" w:bidi="ar_AE"/>
-        </w:rPr>
+          <w:rtl/>
+          <w:cs/>
+          <w:lang w:val="ar_AE" w:bidi="ar_AE"/>
+        </w:rPr>
+      </w:r>
+      <w:r>
+        <w:rPr>
+          <w:vertAlign w:val="superscript"/>
+          <w:rtl/>
+          <w:cs/>
+          <w:lang w:val="ar_AE" w:bidi="ar_AE"/>
+        </w:rPr>
+        <w:t>12</w:t>
+      </w:r>
+      <w:r>
+        <w:rPr>
+          <w:rtl/>
+          <w:cs/>
+          <w:lang w:val="ar_AE" w:bidi="ar_AE"/>
+        </w:rPr>
+        <w:t xml:space="preserve"> إِنْ حَمَلَ إِنْسَانٌ لَحْمًا مُقَدَّسًا فِي طَرَفِ ثَوْبِهِ وَمَسَّ بِطَرَفِهِ خُبْزًا أَوْ طَبِيخًا أَوْ خَمْرًا أَوْ زَيْتًا أَوْ طَعَامًا مَّا، فَهَلْ يَتَقَدَّسُ؟» فَأَجَابَ ٱلْكَهَنَةُ وَقَالُوا: «لَا».</w:t>
       </w:r>
     </w:p>
     <w:p>
@@ -515,31 +1060,27 @@
       </w:pPr>
       <w:r>
         <w:rPr>
+          <w:rtl/>
+          <w:cs/>
           <w:lang w:val="ar_AE" w:bidi="ar_AE"/>
         </w:rPr>
       </w:r>
       <w:r>
         <w:rPr>
           <w:vertAlign w:val="superscript"/>
-          <w:lang w:val="ar_AE" w:bidi="ar_AE"/>
-        </w:rPr>
-        <w:t>7</w:t>
-      </w:r>
-      <w:r>
-        <w:rPr>
-          <w:lang w:val="ar_AE" w:bidi="ar_AE"/>
-        </w:rPr>
-        <w:t xml:space="preserve"> «هَكَذَا قَالَ رَبُّ ٱلْجُنُودِ: ٱجْعَلُوا قَلْبَكُمْ عَلَى طُرُقِكُمْ.</w:t>
-      </w:r>
-      <w:r>
-        <w:rPr>
-          <w:lang w:val="ar_AE" w:bidi="ar_AE"/>
-        </w:rPr>
-      </w:r>
-      <w:r>
-        <w:rPr>
-          <w:lang w:val="ar_AE" w:bidi="ar_AE"/>
-        </w:rPr>
+          <w:rtl/>
+          <w:cs/>
+          <w:lang w:val="ar_AE" w:bidi="ar_AE"/>
+        </w:rPr>
+        <w:t>13</w:t>
+      </w:r>
+      <w:r>
+        <w:rPr>
+          <w:rtl/>
+          <w:cs/>
+          <w:lang w:val="ar_AE" w:bidi="ar_AE"/>
+        </w:rPr>
+        <w:t xml:space="preserve"> فَقَالَ حَجَّي: «إِنْ كَانَ ٱلْمُنَجَّسُ بِمَيْتٍ يَمَسُّ شَيْئًا مِنْ هَذِهِ، فَهَلْ يَتَنَجَّسُ؟» فَأَجَابَ ٱلْكَهَنَةُ وَقَالُوا: «يَتَنَجَّسُ».</w:t>
       </w:r>
     </w:p>
     <w:p>
@@ -548,8 +1089,27 @@
       </w:pPr>
       <w:r>
         <w:rPr>
-          <w:lang w:val="ar_AE" w:bidi="ar_AE"/>
-        </w:rPr>
+          <w:rtl/>
+          <w:cs/>
+          <w:lang w:val="ar_AE" w:bidi="ar_AE"/>
+        </w:rPr>
+      </w:r>
+      <w:r>
+        <w:rPr>
+          <w:vertAlign w:val="superscript"/>
+          <w:rtl/>
+          <w:cs/>
+          <w:lang w:val="ar_AE" w:bidi="ar_AE"/>
+        </w:rPr>
+        <w:t>14</w:t>
+      </w:r>
+      <w:r>
+        <w:rPr>
+          <w:rtl/>
+          <w:cs/>
+          <w:lang w:val="ar_AE" w:bidi="ar_AE"/>
+        </w:rPr>
+        <w:t xml:space="preserve"> فَأَجَابَ حَجَّي وَقَالَ: «هَكَذَا هَذَا ٱلشَّعْبُ، وَهَكَذَا هَذِهِ ٱلْأُمَّةُ قُدَّامِي، يَقُولُ ٱلرَّبُّ، وَهَكَذَا كُلُّ عَمَلِ أَيْدِيهِمْ وَمَا يُقَرِّبُونَهُ هُنَاكَ. هُوَ نَجِسٌ.</w:t>
       </w:r>
     </w:p>
     <w:p>
@@ -558,31 +1118,27 @@
       </w:pPr>
       <w:r>
         <w:rPr>
+          <w:rtl/>
+          <w:cs/>
           <w:lang w:val="ar_AE" w:bidi="ar_AE"/>
         </w:rPr>
       </w:r>
       <w:r>
         <w:rPr>
           <w:vertAlign w:val="superscript"/>
-          <w:lang w:val="ar_AE" w:bidi="ar_AE"/>
-        </w:rPr>
-        <w:t>8</w:t>
-      </w:r>
-      <w:r>
-        <w:rPr>
-          <w:lang w:val="ar_AE" w:bidi="ar_AE"/>
-        </w:rPr>
-        <w:t xml:space="preserve"> اِصْعَدُوا إِلَى ٱلْجَبَلِ وَأْتُوا بِخَشَبٍ وَٱبْنُوا ٱلْبَيْتَ، فَأَرْضَى عَلَيْهِ وَأَتَمَجَّدَ، قَالَ ٱلرَّبُّ.</w:t>
-      </w:r>
-      <w:r>
-        <w:rPr>
-          <w:lang w:val="ar_AE" w:bidi="ar_AE"/>
-        </w:rPr>
-      </w:r>
-      <w:r>
-        <w:rPr>
-          <w:lang w:val="ar_AE" w:bidi="ar_AE"/>
-        </w:rPr>
+          <w:rtl/>
+          <w:cs/>
+          <w:lang w:val="ar_AE" w:bidi="ar_AE"/>
+        </w:rPr>
+        <w:t>15</w:t>
+      </w:r>
+      <w:r>
+        <w:rPr>
+          <w:rtl/>
+          <w:cs/>
+          <w:lang w:val="ar_AE" w:bidi="ar_AE"/>
+        </w:rPr>
+        <w:t xml:space="preserve"> وَٱلْآنَ فَٱجْعَلُوا قَلْبَكُمْ مِنْ هَذَا ٱلْيَوْمِ فَرَاجِعًا، قَبْلَ وَضْعِ حَجَرٍ عَلَى حَجَرٍ فِي هَيْكَلِ ٱلرَّبِّ.</w:t>
       </w:r>
     </w:p>
     <w:p>
@@ -591,8 +1147,27 @@
       </w:pPr>
       <w:r>
         <w:rPr>
-          <w:lang w:val="ar_AE" w:bidi="ar_AE"/>
-        </w:rPr>
+          <w:rtl/>
+          <w:cs/>
+          <w:lang w:val="ar_AE" w:bidi="ar_AE"/>
+        </w:rPr>
+      </w:r>
+      <w:r>
+        <w:rPr>
+          <w:vertAlign w:val="superscript"/>
+          <w:rtl/>
+          <w:cs/>
+          <w:lang w:val="ar_AE" w:bidi="ar_AE"/>
+        </w:rPr>
+        <w:t>16</w:t>
+      </w:r>
+      <w:r>
+        <w:rPr>
+          <w:rtl/>
+          <w:cs/>
+          <w:lang w:val="ar_AE" w:bidi="ar_AE"/>
+        </w:rPr>
+        <w:t xml:space="preserve"> مُذْ تِلْكَ ٱلْأَيَّامِ كَانَ أَحَدُكُمْ يَأْتِي إِلَى عَرَمَةِ عِشْرِينَ فَكَانَتْ عَشَرَةً. أَتَى إِلَى حَوْضِ ٱلْمِعْصَرَةِ لِيَغْرُفَ خَمْسِينَ فُورَةً فَكَانَتْ عِشْرِينَ.</w:t>
       </w:r>
     </w:p>
     <w:p>
@@ -601,31 +1176,27 @@
       </w:pPr>
       <w:r>
         <w:rPr>
+          <w:rtl/>
+          <w:cs/>
           <w:lang w:val="ar_AE" w:bidi="ar_AE"/>
         </w:rPr>
       </w:r>
       <w:r>
         <w:rPr>
           <w:vertAlign w:val="superscript"/>
-          <w:lang w:val="ar_AE" w:bidi="ar_AE"/>
-        </w:rPr>
-        <w:t>9</w:t>
-      </w:r>
-      <w:r>
-        <w:rPr>
-          <w:lang w:val="ar_AE" w:bidi="ar_AE"/>
-        </w:rPr>
-        <w:t xml:space="preserve"> ٱنْتَظَرْتُمْ كَثِيرًا وَإِذَا هُوَ قَلِيلٌ. وَلَمَّا أَدْخَلْتُمُوهُ ٱلْبَيْتَ نَفَخْتُ عَلَيْهِ. لِمَاذَا؟ يَقُولُ رَبُّ ٱلْجُنُودِ. لِأَجْلِ بَيْتِي ٱلَّذِي هُوَ خَرَابٌ، وَأَنْتُمْ رَاكِضُونَ كُلُّ إِنْسَانٍ إِلَى بَيْتِهِ.</w:t>
-      </w:r>
-      <w:r>
-        <w:rPr>
-          <w:lang w:val="ar_AE" w:bidi="ar_AE"/>
-        </w:rPr>
-      </w:r>
-      <w:r>
-        <w:rPr>
-          <w:lang w:val="ar_AE" w:bidi="ar_AE"/>
-        </w:rPr>
+          <w:rtl/>
+          <w:cs/>
+          <w:lang w:val="ar_AE" w:bidi="ar_AE"/>
+        </w:rPr>
+        <w:t>17</w:t>
+      </w:r>
+      <w:r>
+        <w:rPr>
+          <w:rtl/>
+          <w:cs/>
+          <w:lang w:val="ar_AE" w:bidi="ar_AE"/>
+        </w:rPr>
+        <w:t xml:space="preserve"> قَدْ ضَرَبْتُكُمْ بِٱللَّفْحِ وَبِالْيَرَقَانِ وَبِالْبَرَدِ فِي كُلِّ عَمَلِ أَيْدِيكُمْ، وَمَا رَجَعْتُمْ إِلَيَّ، يَقُولُ ٱلرَّبُّ.</w:t>
       </w:r>
     </w:p>
     <w:p>
@@ -634,8 +1205,27 @@
       </w:pPr>
       <w:r>
         <w:rPr>
-          <w:lang w:val="ar_AE" w:bidi="ar_AE"/>
-        </w:rPr>
+          <w:rtl/>
+          <w:cs/>
+          <w:lang w:val="ar_AE" w:bidi="ar_AE"/>
+        </w:rPr>
+      </w:r>
+      <w:r>
+        <w:rPr>
+          <w:vertAlign w:val="superscript"/>
+          <w:rtl/>
+          <w:cs/>
+          <w:lang w:val="ar_AE" w:bidi="ar_AE"/>
+        </w:rPr>
+        <w:t>18</w:t>
+      </w:r>
+      <w:r>
+        <w:rPr>
+          <w:rtl/>
+          <w:cs/>
+          <w:lang w:val="ar_AE" w:bidi="ar_AE"/>
+        </w:rPr>
+        <w:t xml:space="preserve"> فَٱجْعَلُوا قَلْبَكُمْ مِنْ هَذَا ٱلْيَوْمِ فَصَاعِدًا، مِنَ ٱلْيَوْمِ ٱلرَّابِعِ وَٱلْعِشْرِينَ مِنَ ٱلشَّهْرِ ٱلتَّاسِعِ، مِنَ ٱلْيَوْمِ ٱلَّذِي فِيهِ تَأَسَّسَ هَيْكَلُ ٱلرَّبِّ، ٱجْعَلُوا قَلْبَكُمْ.</w:t>
       </w:r>
     </w:p>
     <w:p>
@@ -644,31 +1234,27 @@
       </w:pPr>
       <w:r>
         <w:rPr>
+          <w:rtl/>
+          <w:cs/>
           <w:lang w:val="ar_AE" w:bidi="ar_AE"/>
         </w:rPr>
       </w:r>
       <w:r>
         <w:rPr>
           <w:vertAlign w:val="superscript"/>
-          <w:lang w:val="ar_AE" w:bidi="ar_AE"/>
-        </w:rPr>
-        <w:t>10</w:t>
-      </w:r>
-      <w:r>
-        <w:rPr>
-          <w:lang w:val="ar_AE" w:bidi="ar_AE"/>
-        </w:rPr>
-        <w:t xml:space="preserve"> لِذَلِكَ مَنَعَتِ ٱلسَّمَاوَاتُ مِنْ فَوْقِكُمُ ٱلنَّدَى، وَمَنَعَتِ ٱلْأَرْضُ غَلَّتَهَا.</w:t>
-      </w:r>
-      <w:r>
-        <w:rPr>
-          <w:lang w:val="ar_AE" w:bidi="ar_AE"/>
-        </w:rPr>
-      </w:r>
-      <w:r>
-        <w:rPr>
-          <w:lang w:val="ar_AE" w:bidi="ar_AE"/>
-        </w:rPr>
+          <w:rtl/>
+          <w:cs/>
+          <w:lang w:val="ar_AE" w:bidi="ar_AE"/>
+        </w:rPr>
+        <w:t>19</w:t>
+      </w:r>
+      <w:r>
+        <w:rPr>
+          <w:rtl/>
+          <w:cs/>
+          <w:lang w:val="ar_AE" w:bidi="ar_AE"/>
+        </w:rPr>
+        <w:t xml:space="preserve"> هَلِ ٱلْبَذْرُ فِي ٱلْأَهْرَاءِ بَعْدُ؟ وَٱلْكَرْمُ وَٱلتِّينُ وَٱلرُّمَّانُ وَٱلزَّيْتُونُ لَمْ يَحْمِلْ بَعْدُ. فَمِنْ هَذَا ٱلْيَوْمِ أُبَارِكُ».</w:t>
       </w:r>
     </w:p>
     <w:p>
@@ -677,8 +1263,27 @@
       </w:pPr>
       <w:r>
         <w:rPr>
-          <w:lang w:val="ar_AE" w:bidi="ar_AE"/>
-        </w:rPr>
+          <w:rtl/>
+          <w:cs/>
+          <w:lang w:val="ar_AE" w:bidi="ar_AE"/>
+        </w:rPr>
+      </w:r>
+      <w:r>
+        <w:rPr>
+          <w:vertAlign w:val="superscript"/>
+          <w:rtl/>
+          <w:cs/>
+          <w:lang w:val="ar_AE" w:bidi="ar_AE"/>
+        </w:rPr>
+        <w:t>20</w:t>
+      </w:r>
+      <w:r>
+        <w:rPr>
+          <w:rtl/>
+          <w:cs/>
+          <w:lang w:val="ar_AE" w:bidi="ar_AE"/>
+        </w:rPr>
+        <w:t xml:space="preserve"> وَصَارَتْ كَلِمَةُ ٱلرَّبِّ ثَانِيَةً إِلَى حَجَّي، فِي ٱلرَّابِعِ وَٱلْعِشْرِينَ مِنَ ٱلشَّهْرِ قَائِلًا:</w:t>
       </w:r>
     </w:p>
     <w:p>
@@ -687,31 +1292,27 @@
       </w:pPr>
       <w:r>
         <w:rPr>
+          <w:rtl/>
+          <w:cs/>
           <w:lang w:val="ar_AE" w:bidi="ar_AE"/>
         </w:rPr>
       </w:r>
       <w:r>
         <w:rPr>
           <w:vertAlign w:val="superscript"/>
-          <w:lang w:val="ar_AE" w:bidi="ar_AE"/>
-        </w:rPr>
-        <w:t>11</w:t>
-      </w:r>
-      <w:r>
-        <w:rPr>
-          <w:lang w:val="ar_AE" w:bidi="ar_AE"/>
-        </w:rPr>
-        <w:t xml:space="preserve"> وَدَعَوْتُ بِٱلْحَرِّ عَلَى ٱلْأَرْضِ وَعَلَى ٱلْجِبَالِ وَعَلَى ٱلْحِنْطَةِ وَعَلَى ٱلْمِسْطَارِ وَعَلَى ٱلزَّيْتِ وَعَلَى مَا تُنْبِتُهُ ٱلْأَرْضُ، وَعَلَى ٱلنَّاسِ وَعَلَى ٱلْبَهَائِمِ، وَعَلَى كُلِّ أَتْعَابِ ٱلْيَدَيْنِ».</w:t>
-      </w:r>
-      <w:r>
-        <w:rPr>
-          <w:lang w:val="ar_AE" w:bidi="ar_AE"/>
-        </w:rPr>
-      </w:r>
-      <w:r>
-        <w:rPr>
-          <w:lang w:val="ar_AE" w:bidi="ar_AE"/>
-        </w:rPr>
+          <w:rtl/>
+          <w:cs/>
+          <w:lang w:val="ar_AE" w:bidi="ar_AE"/>
+        </w:rPr>
+        <w:t>21</w:t>
+      </w:r>
+      <w:r>
+        <w:rPr>
+          <w:rtl/>
+          <w:cs/>
+          <w:lang w:val="ar_AE" w:bidi="ar_AE"/>
+        </w:rPr>
+        <w:t xml:space="preserve"> «كَلِّمْ زَرُبَّابِلَ وَالِيَ يَهُوذَا قَائِلًا: إِنِّي أُزَلْزِلُ ٱلسَّمَاوَاتِ وَٱلْأَرْضَ،</w:t>
       </w:r>
     </w:p>
     <w:p>
@@ -720,8 +1321,27 @@
       </w:pPr>
       <w:r>
         <w:rPr>
-          <w:lang w:val="ar_AE" w:bidi="ar_AE"/>
-        </w:rPr>
+          <w:rtl/>
+          <w:cs/>
+          <w:lang w:val="ar_AE" w:bidi="ar_AE"/>
+        </w:rPr>
+      </w:r>
+      <w:r>
+        <w:rPr>
+          <w:vertAlign w:val="superscript"/>
+          <w:rtl/>
+          <w:cs/>
+          <w:lang w:val="ar_AE" w:bidi="ar_AE"/>
+        </w:rPr>
+        <w:t>22</w:t>
+      </w:r>
+      <w:r>
+        <w:rPr>
+          <w:rtl/>
+          <w:cs/>
+          <w:lang w:val="ar_AE" w:bidi="ar_AE"/>
+        </w:rPr>
+        <w:t xml:space="preserve"> وَأَقْلِبُ كُرْسِيَّ ٱلْمَمَالِكِ، وَأُبِيدُ قُوَّةَ مَمَالِكِ ٱلْأُمَمِ، وَأَقْلِبُ ٱلْمَرْكَبَاتِ وَٱلرَّاكِبِينَ فِيهَا، وَيَنْحَطُّ ٱلْخَيْلُ وَرَاكِبُوهَا، كُلٌّ مِنْهَا بِسَيْفِ أَخِيهِ.</w:t>
       </w:r>
     </w:p>
     <w:p>
@@ -730,1166 +1350,27 @@
       </w:pPr>
       <w:r>
         <w:rPr>
+          <w:rtl/>
+          <w:cs/>
           <w:lang w:val="ar_AE" w:bidi="ar_AE"/>
         </w:rPr>
       </w:r>
       <w:r>
         <w:rPr>
           <w:vertAlign w:val="superscript"/>
-          <w:lang w:val="ar_AE" w:bidi="ar_AE"/>
-        </w:rPr>
-        <w:t>12</w:t>
-      </w:r>
-      <w:r>
-        <w:rPr>
-          <w:lang w:val="ar_AE" w:bidi="ar_AE"/>
-        </w:rPr>
-        <w:t xml:space="preserve"> حِينَئِذٍ سَمِعَ زَرُبَّابِلُ بْنُ شَأَلْتِيئِيلَ وَيَهُوشَعُ بْنُ يَهُوصَادِقَ ٱلْكَاهِنِ ٱلْعَظِيمِ، وَكُلُّ بَقِيَّةِ ٱلشَّعْبِ صَوْتَ ٱلرَّبِّ إِلَهِهِمْ وَكَلَامَ حَجَّي ٱلنَّبِيِّ كَمَا أَرْسَلَهُ ٱلرَّبُّ إِلَهُهُمْ. وَخَافَ ٱلشَّعْبُ أَمَامَ وَجْهِ ٱلرَّبِّ.</w:t>
-      </w:r>
-      <w:r>
-        <w:rPr>
-          <w:lang w:val="ar_AE" w:bidi="ar_AE"/>
-        </w:rPr>
-      </w:r>
-      <w:r>
-        <w:rPr>
-          <w:lang w:val="ar_AE" w:bidi="ar_AE"/>
-        </w:rPr>
-      </w:r>
-    </w:p>
-    <w:p>
-      <w:pPr>
-        <w:bidi/>
-      </w:pPr>
-      <w:r>
-        <w:rPr>
-          <w:lang w:val="ar_AE" w:bidi="ar_AE"/>
-        </w:rPr>
-      </w:r>
-    </w:p>
-    <w:p>
-      <w:pPr>
-        <w:bidi/>
-      </w:pPr>
-      <w:r>
-        <w:rPr>
-          <w:lang w:val="ar_AE" w:bidi="ar_AE"/>
-        </w:rPr>
-      </w:r>
-      <w:r>
-        <w:rPr>
-          <w:vertAlign w:val="superscript"/>
-          <w:lang w:val="ar_AE" w:bidi="ar_AE"/>
-        </w:rPr>
-        <w:t>13</w:t>
-      </w:r>
-      <w:r>
-        <w:rPr>
-          <w:lang w:val="ar_AE" w:bidi="ar_AE"/>
-        </w:rPr>
-        <w:t xml:space="preserve"> فَقَالَ حَجَّي رَسُولُ ٱلرَّبِّ بِرِسَالَةِ ٱلرَّبِّ لِجَمِيعِ ٱلشَّعْبِ قَائِلًا: «أَنَا مَعَكُمْ، يَقُولُ ٱلرَّبُّ».</w:t>
-      </w:r>
-      <w:r>
-        <w:rPr>
-          <w:lang w:val="ar_AE" w:bidi="ar_AE"/>
-        </w:rPr>
-      </w:r>
-      <w:r>
-        <w:rPr>
-          <w:lang w:val="ar_AE" w:bidi="ar_AE"/>
-        </w:rPr>
-      </w:r>
-    </w:p>
-    <w:p>
-      <w:pPr>
-        <w:bidi/>
-      </w:pPr>
-      <w:r>
-        <w:rPr>
-          <w:lang w:val="ar_AE" w:bidi="ar_AE"/>
-        </w:rPr>
-      </w:r>
-    </w:p>
-    <w:p>
-      <w:pPr>
-        <w:bidi/>
-      </w:pPr>
-      <w:r>
-        <w:rPr>
-          <w:lang w:val="ar_AE" w:bidi="ar_AE"/>
-        </w:rPr>
-      </w:r>
-      <w:r>
-        <w:rPr>
-          <w:vertAlign w:val="superscript"/>
-          <w:lang w:val="ar_AE" w:bidi="ar_AE"/>
-        </w:rPr>
-        <w:t>14</w:t>
-      </w:r>
-      <w:r>
-        <w:rPr>
-          <w:lang w:val="ar_AE" w:bidi="ar_AE"/>
-        </w:rPr>
-        <w:t xml:space="preserve"> وَنَبَّهَ ٱلرَّبُّ رُوحَ زَرُبَّابِلَ بْنِ شَأَلْتِيئِيلَ وَالِي يَهُوذَا، وَرُوحَ يَهُوشَعَ بْنِ يَهُوصَادِقَ ٱلْكَاهِنِ ٱلْعَظِيمِ، وَرُوحَ كُلِّ بَقِيَّةِ ٱلشَّعْبِ. فَجَاءُوا وَعَمِلُوا ٱلشُّغْلَ فِي بَيْتِ رَبِّ ٱلْجُنُودِ إِلَهِهِمْ،</w:t>
-      </w:r>
-      <w:r>
-        <w:rPr>
-          <w:lang w:val="ar_AE" w:bidi="ar_AE"/>
-        </w:rPr>
-      </w:r>
-      <w:r>
-        <w:rPr>
-          <w:lang w:val="ar_AE" w:bidi="ar_AE"/>
-        </w:rPr>
-      </w:r>
-    </w:p>
-    <w:p>
-      <w:pPr>
-        <w:bidi/>
-      </w:pPr>
-      <w:r>
-        <w:rPr>
-          <w:lang w:val="ar_AE" w:bidi="ar_AE"/>
-        </w:rPr>
-      </w:r>
-    </w:p>
-    <w:p>
-      <w:pPr>
-        <w:bidi/>
-      </w:pPr>
-      <w:r>
-        <w:rPr>
-          <w:lang w:val="ar_AE" w:bidi="ar_AE"/>
-        </w:rPr>
-      </w:r>
-      <w:r>
-        <w:rPr>
-          <w:vertAlign w:val="superscript"/>
-          <w:lang w:val="ar_AE" w:bidi="ar_AE"/>
-        </w:rPr>
-        <w:t>15</w:t>
-      </w:r>
-      <w:r>
-        <w:rPr>
-          <w:lang w:val="ar_AE" w:bidi="ar_AE"/>
-        </w:rPr>
-        <w:t xml:space="preserve"> فِي ٱلْيَوْمِ ٱلرَّابِعِ وَٱلْعِشْرِينَ مِنَ ٱلشَّهْرِ ٱلسَّادِسِ، فِي ٱلسَّنَةِ ٱلثَّانِيَةِ لِدَارِيُوسَ ٱلْمَلِكِ.</w:t>
-      </w:r>
-      <w:r>
-        <w:rPr>
-          <w:lang w:val="ar_AE" w:bidi="ar_AE"/>
-        </w:rPr>
-      </w:r>
-      <w:r>
-        <w:rPr>
-          <w:lang w:val="ar_AE" w:bidi="ar_AE"/>
-        </w:rPr>
-      </w:r>
-    </w:p>
-    <w:p>
-      <w:pPr>
-        <w:bidi/>
-      </w:pPr>
-      <w:r>
-        <w:rPr>
-          <w:lang w:val="ar_AE" w:bidi="ar_AE"/>
-        </w:rPr>
-      </w:r>
-    </w:p>
-    <w:p>
-      <w:pPr>
-        <w:pStyle w:val="Heading2"/>
-        <w:bidi/>
-      </w:pPr>
-      <w:r>
-        <w:rPr>
-          <w:lang w:val="ar_AE" w:bidi="ar_AE"/>
-        </w:rPr>
-        <w:t>Haggai 2:1</w:t>
-      </w:r>
-      <w:r>
-        <w:rPr>
-          <w:lang w:val="ar_AE" w:bidi="ar_AE"/>
-        </w:rPr>
-      </w:r>
-    </w:p>
-    <w:p>
-      <w:pPr>
-        <w:bidi/>
-      </w:pPr>
-      <w:r>
-        <w:rPr>
-          <w:lang w:val="ar_AE" w:bidi="ar_AE"/>
-        </w:rPr>
-      </w:r>
-      <w:r>
-        <w:rPr>
-          <w:vertAlign w:val="superscript"/>
-          <w:lang w:val="ar_AE" w:bidi="ar_AE"/>
-        </w:rPr>
-        <w:t>1</w:t>
-      </w:r>
-      <w:r>
-        <w:rPr>
-          <w:lang w:val="ar_AE" w:bidi="ar_AE"/>
-        </w:rPr>
-        <w:t xml:space="preserve"> فِي ٱلشَّهْرِ ٱلسَّابِعِ فِي ٱلْحَادِي وَٱلْعِشْرِينَ مِنَ ٱلشَّهْرِ، كَانَتْ كَلِمَةُ ٱلرَّبِّ عَنْ يَدِ حَجَّي ٱلنَّبِيِّ قَائِلًا:</w:t>
-      </w:r>
-      <w:r>
-        <w:rPr>
-          <w:lang w:val="ar_AE" w:bidi="ar_AE"/>
-        </w:rPr>
-      </w:r>
-      <w:r>
-        <w:rPr>
-          <w:lang w:val="ar_AE" w:bidi="ar_AE"/>
-        </w:rPr>
-      </w:r>
-    </w:p>
-    <w:p>
-      <w:pPr>
-        <w:bidi/>
-      </w:pPr>
-      <w:r>
-        <w:rPr>
-          <w:lang w:val="ar_AE" w:bidi="ar_AE"/>
-        </w:rPr>
-      </w:r>
-    </w:p>
-    <w:p>
-      <w:pPr>
-        <w:bidi/>
-      </w:pPr>
-      <w:r>
-        <w:rPr>
-          <w:lang w:val="ar_AE" w:bidi="ar_AE"/>
-        </w:rPr>
-      </w:r>
-      <w:r>
-        <w:rPr>
-          <w:vertAlign w:val="superscript"/>
-          <w:lang w:val="ar_AE" w:bidi="ar_AE"/>
-        </w:rPr>
-        <w:t>2</w:t>
-      </w:r>
-      <w:r>
-        <w:rPr>
-          <w:lang w:val="ar_AE" w:bidi="ar_AE"/>
-        </w:rPr>
-        <w:t xml:space="preserve"> «كَلِّمْ زَرُبَّابِلَ بْنَ شَأَلْتِيئِيلَ وَالِيَ يَهُوذَا، وَيَهُوشَعَ بْنِ يَهُوصَادِقَ ٱلْكَاهِنِ ٱلْعَظِيمِ وَبَقِيَّةِ ٱلشَّعْبِ قَائِلًا:</w:t>
-      </w:r>
-      <w:r>
-        <w:rPr>
-          <w:lang w:val="ar_AE" w:bidi="ar_AE"/>
-        </w:rPr>
-      </w:r>
-      <w:r>
-        <w:rPr>
-          <w:lang w:val="ar_AE" w:bidi="ar_AE"/>
-        </w:rPr>
-      </w:r>
-    </w:p>
-    <w:p>
-      <w:pPr>
-        <w:bidi/>
-      </w:pPr>
-      <w:r>
-        <w:rPr>
-          <w:lang w:val="ar_AE" w:bidi="ar_AE"/>
-        </w:rPr>
-      </w:r>
-    </w:p>
-    <w:p>
-      <w:pPr>
-        <w:bidi/>
-      </w:pPr>
-      <w:r>
-        <w:rPr>
-          <w:lang w:val="ar_AE" w:bidi="ar_AE"/>
-        </w:rPr>
-      </w:r>
-      <w:r>
-        <w:rPr>
-          <w:vertAlign w:val="superscript"/>
-          <w:lang w:val="ar_AE" w:bidi="ar_AE"/>
-        </w:rPr>
-        <w:t>3</w:t>
-      </w:r>
-      <w:r>
-        <w:rPr>
-          <w:lang w:val="ar_AE" w:bidi="ar_AE"/>
-        </w:rPr>
-        <w:t xml:space="preserve"> مَنِ ٱلْبَاقِي فِيكُمُ ٱلَّذِي رَأَى هَذَا ٱلْبَيْتَ فِي مَجْدِهِ ٱلْأَوَّلِ؟ وَكَيْفَ تَنْظُرُونَهُ ٱلْآنَ؟ أَمَا هُوَ فِي أَعْيُنِكُمْ كَلَا شَيْءٍ!</w:t>
-      </w:r>
-      <w:r>
-        <w:rPr>
-          <w:lang w:val="ar_AE" w:bidi="ar_AE"/>
-        </w:rPr>
-      </w:r>
-      <w:r>
-        <w:rPr>
-          <w:lang w:val="ar_AE" w:bidi="ar_AE"/>
-        </w:rPr>
-      </w:r>
-    </w:p>
-    <w:p>
-      <w:pPr>
-        <w:bidi/>
-      </w:pPr>
-      <w:r>
-        <w:rPr>
-          <w:lang w:val="ar_AE" w:bidi="ar_AE"/>
-        </w:rPr>
-      </w:r>
-    </w:p>
-    <w:p>
-      <w:pPr>
-        <w:bidi/>
-      </w:pPr>
-      <w:r>
-        <w:rPr>
-          <w:lang w:val="ar_AE" w:bidi="ar_AE"/>
-        </w:rPr>
-      </w:r>
-      <w:r>
-        <w:rPr>
-          <w:vertAlign w:val="superscript"/>
-          <w:lang w:val="ar_AE" w:bidi="ar_AE"/>
-        </w:rPr>
-        <w:t>4</w:t>
-      </w:r>
-      <w:r>
-        <w:rPr>
-          <w:lang w:val="ar_AE" w:bidi="ar_AE"/>
-        </w:rPr>
-        <w:t xml:space="preserve"> فَٱلْآنَ تَشَدَّدْ يَا زَرُبَّابِلُ، يَقُولُ ٱلرَّبُّ. وَتَشَدَّدْ يَا يَهُوشَعُ بْنُ يَهُوصَادِقَ ٱلْكَاهِنُ ٱلْعَظِيمُ، وَتَشَدَّدُوا يَا جَمِيعَ شَعْبِ ٱلْأَرْضِ، يَقُولُ ٱلرَّبُّ. وَٱعْمَلُوا فَإِنِّي مَعَكُمْ، يَقُولُ رَبُّ ٱلْجُنُودِ.</w:t>
-      </w:r>
-      <w:r>
-        <w:rPr>
-          <w:lang w:val="ar_AE" w:bidi="ar_AE"/>
-        </w:rPr>
-      </w:r>
-      <w:r>
-        <w:rPr>
-          <w:lang w:val="ar_AE" w:bidi="ar_AE"/>
-        </w:rPr>
-      </w:r>
-    </w:p>
-    <w:p>
-      <w:pPr>
-        <w:bidi/>
-      </w:pPr>
-      <w:r>
-        <w:rPr>
-          <w:lang w:val="ar_AE" w:bidi="ar_AE"/>
-        </w:rPr>
-      </w:r>
-    </w:p>
-    <w:p>
-      <w:pPr>
-        <w:bidi/>
-      </w:pPr>
-      <w:r>
-        <w:rPr>
-          <w:lang w:val="ar_AE" w:bidi="ar_AE"/>
-        </w:rPr>
-      </w:r>
-      <w:r>
-        <w:rPr>
-          <w:vertAlign w:val="superscript"/>
-          <w:lang w:val="ar_AE" w:bidi="ar_AE"/>
-        </w:rPr>
-        <w:t>5</w:t>
-      </w:r>
-      <w:r>
-        <w:rPr>
-          <w:lang w:val="ar_AE" w:bidi="ar_AE"/>
-        </w:rPr>
-        <w:t xml:space="preserve"> حَسَبَ ٱلْكَلَامِ ٱلَّذِي عَاهَدْتُكُمْ بِهِ عِنْدَ خُرُوجِكُمْ مِنْ مِصْرَ، وَرُوحِي قَائِمٌ فِي وَسَطِكُمْ. لَا تَخَافُوا.</w:t>
-      </w:r>
-      <w:r>
-        <w:rPr>
-          <w:lang w:val="ar_AE" w:bidi="ar_AE"/>
-        </w:rPr>
-      </w:r>
-      <w:r>
-        <w:rPr>
-          <w:lang w:val="ar_AE" w:bidi="ar_AE"/>
-        </w:rPr>
-      </w:r>
-    </w:p>
-    <w:p>
-      <w:pPr>
-        <w:bidi/>
-      </w:pPr>
-      <w:r>
-        <w:rPr>
-          <w:lang w:val="ar_AE" w:bidi="ar_AE"/>
-        </w:rPr>
-      </w:r>
-    </w:p>
-    <w:p>
-      <w:pPr>
-        <w:bidi/>
-      </w:pPr>
-      <w:r>
-        <w:rPr>
-          <w:lang w:val="ar_AE" w:bidi="ar_AE"/>
-        </w:rPr>
-      </w:r>
-      <w:r>
-        <w:rPr>
-          <w:vertAlign w:val="superscript"/>
-          <w:lang w:val="ar_AE" w:bidi="ar_AE"/>
-        </w:rPr>
-        <w:t>6</w:t>
-      </w:r>
-      <w:r>
-        <w:rPr>
-          <w:lang w:val="ar_AE" w:bidi="ar_AE"/>
-        </w:rPr>
-        <w:t xml:space="preserve"> لِأَنَّهُ هَكَذَا قَالَ رَبُّ ٱلْجُنُودِ: هِيَ مَرَّةٌ، بَعْدَ قَلِيلٍ، فَأُزَلْزِلُ ٱلسَّمَاوَاتِ وَٱلْأَرْضَ وَٱلْبَحْرَ وَٱلْيَابِسَةَ،</w:t>
-      </w:r>
-      <w:r>
-        <w:rPr>
-          <w:lang w:val="ar_AE" w:bidi="ar_AE"/>
-        </w:rPr>
-      </w:r>
-      <w:r>
-        <w:rPr>
-          <w:lang w:val="ar_AE" w:bidi="ar_AE"/>
-        </w:rPr>
-      </w:r>
-    </w:p>
-    <w:p>
-      <w:pPr>
-        <w:bidi/>
-      </w:pPr>
-      <w:r>
-        <w:rPr>
-          <w:lang w:val="ar_AE" w:bidi="ar_AE"/>
-        </w:rPr>
-      </w:r>
-    </w:p>
-    <w:p>
-      <w:pPr>
-        <w:bidi/>
-      </w:pPr>
-      <w:r>
-        <w:rPr>
-          <w:lang w:val="ar_AE" w:bidi="ar_AE"/>
-        </w:rPr>
-      </w:r>
-      <w:r>
-        <w:rPr>
-          <w:vertAlign w:val="superscript"/>
-          <w:lang w:val="ar_AE" w:bidi="ar_AE"/>
-        </w:rPr>
-        <w:t>7</w:t>
-      </w:r>
-      <w:r>
-        <w:rPr>
-          <w:lang w:val="ar_AE" w:bidi="ar_AE"/>
-        </w:rPr>
-        <w:t xml:space="preserve"> وَأُزَلْزِلُ كُلَّ ٱلْأُمَمِ. وَيَأْتِي مُشْتَهَى كُلِّ ٱلْأُمَمِ، فَأَمْلَأُ هَذَا ٱلْبَيْتَ مَجْدًا، قَالَ رَبُّ ٱلْجُنُودِ.</w:t>
-      </w:r>
-      <w:r>
-        <w:rPr>
-          <w:lang w:val="ar_AE" w:bidi="ar_AE"/>
-        </w:rPr>
-      </w:r>
-      <w:r>
-        <w:rPr>
-          <w:lang w:val="ar_AE" w:bidi="ar_AE"/>
-        </w:rPr>
-      </w:r>
-    </w:p>
-    <w:p>
-      <w:pPr>
-        <w:bidi/>
-      </w:pPr>
-      <w:r>
-        <w:rPr>
-          <w:lang w:val="ar_AE" w:bidi="ar_AE"/>
-        </w:rPr>
-      </w:r>
-    </w:p>
-    <w:p>
-      <w:pPr>
-        <w:bidi/>
-      </w:pPr>
-      <w:r>
-        <w:rPr>
-          <w:lang w:val="ar_AE" w:bidi="ar_AE"/>
-        </w:rPr>
-      </w:r>
-      <w:r>
-        <w:rPr>
-          <w:vertAlign w:val="superscript"/>
-          <w:lang w:val="ar_AE" w:bidi="ar_AE"/>
-        </w:rPr>
-        <w:t>8</w:t>
-      </w:r>
-      <w:r>
-        <w:rPr>
-          <w:lang w:val="ar_AE" w:bidi="ar_AE"/>
-        </w:rPr>
-        <w:t xml:space="preserve"> لِي ٱلْفِضَّةُ وَلِي ٱلذَّهَبُ، يَقُولُ رَبُّ ٱلْجُنُودِ.</w:t>
-      </w:r>
-      <w:r>
-        <w:rPr>
-          <w:lang w:val="ar_AE" w:bidi="ar_AE"/>
-        </w:rPr>
-      </w:r>
-      <w:r>
-        <w:rPr>
-          <w:lang w:val="ar_AE" w:bidi="ar_AE"/>
-        </w:rPr>
-      </w:r>
-    </w:p>
-    <w:p>
-      <w:pPr>
-        <w:bidi/>
-      </w:pPr>
-      <w:r>
-        <w:rPr>
-          <w:lang w:val="ar_AE" w:bidi="ar_AE"/>
-        </w:rPr>
-      </w:r>
-    </w:p>
-    <w:p>
-      <w:pPr>
-        <w:bidi/>
-      </w:pPr>
-      <w:r>
-        <w:rPr>
-          <w:lang w:val="ar_AE" w:bidi="ar_AE"/>
-        </w:rPr>
-      </w:r>
-      <w:r>
-        <w:rPr>
-          <w:vertAlign w:val="superscript"/>
-          <w:lang w:val="ar_AE" w:bidi="ar_AE"/>
-        </w:rPr>
-        <w:t>9</w:t>
-      </w:r>
-      <w:r>
-        <w:rPr>
-          <w:lang w:val="ar_AE" w:bidi="ar_AE"/>
-        </w:rPr>
-        <w:t xml:space="preserve"> مَجْدُ هَذَا ٱلْبَيْتِ ٱلْأَخِيرِ يَكُونُ أَعْظَمَ مِنْ مَجْدِ ٱلْأَوَّلِ، قَالَ رَبُّ ٱلْجُنُودِ. وَفِي هَذَا ٱلْمَكَانِ أُعْطِي ٱلسَّلَامَ، يَقُولُ رَبُّ ٱلْجُنُودِ».</w:t>
-      </w:r>
-      <w:r>
-        <w:rPr>
-          <w:lang w:val="ar_AE" w:bidi="ar_AE"/>
-        </w:rPr>
-      </w:r>
-      <w:r>
-        <w:rPr>
-          <w:lang w:val="ar_AE" w:bidi="ar_AE"/>
-        </w:rPr>
-      </w:r>
-    </w:p>
-    <w:p>
-      <w:pPr>
-        <w:bidi/>
-      </w:pPr>
-      <w:r>
-        <w:rPr>
-          <w:lang w:val="ar_AE" w:bidi="ar_AE"/>
-        </w:rPr>
-      </w:r>
-    </w:p>
-    <w:p>
-      <w:pPr>
-        <w:bidi/>
-      </w:pPr>
-      <w:r>
-        <w:rPr>
-          <w:lang w:val="ar_AE" w:bidi="ar_AE"/>
-        </w:rPr>
-      </w:r>
-      <w:r>
-        <w:rPr>
-          <w:vertAlign w:val="superscript"/>
-          <w:lang w:val="ar_AE" w:bidi="ar_AE"/>
-        </w:rPr>
-        <w:t>10</w:t>
-      </w:r>
-      <w:r>
-        <w:rPr>
-          <w:lang w:val="ar_AE" w:bidi="ar_AE"/>
-        </w:rPr>
-        <w:t xml:space="preserve"> فِي ٱلرَّابِعِ وَٱلْعِشْرِينَ مِنَ ٱلشَّهْرِ ٱلتَّاسِعِ، فِي ٱلسَّنَةِ ٱلثَّانِيَةِ لِدَارِيُوسَ، كَانَتْ كَلِمَةُ ٱلرَّبِّ عَنْ يَدِ حَجَّي ٱلنَّبِيِّ قَائِلًا:</w:t>
-      </w:r>
-      <w:r>
-        <w:rPr>
-          <w:lang w:val="ar_AE" w:bidi="ar_AE"/>
-        </w:rPr>
-      </w:r>
-      <w:r>
-        <w:rPr>
-          <w:lang w:val="ar_AE" w:bidi="ar_AE"/>
-        </w:rPr>
-      </w:r>
-    </w:p>
-    <w:p>
-      <w:pPr>
-        <w:bidi/>
-      </w:pPr>
-      <w:r>
-        <w:rPr>
-          <w:lang w:val="ar_AE" w:bidi="ar_AE"/>
-        </w:rPr>
-      </w:r>
-    </w:p>
-    <w:p>
-      <w:pPr>
-        <w:bidi/>
-      </w:pPr>
-      <w:r>
-        <w:rPr>
-          <w:lang w:val="ar_AE" w:bidi="ar_AE"/>
-        </w:rPr>
-      </w:r>
-      <w:r>
-        <w:rPr>
-          <w:vertAlign w:val="superscript"/>
-          <w:lang w:val="ar_AE" w:bidi="ar_AE"/>
-        </w:rPr>
-        <w:t>11</w:t>
-      </w:r>
-      <w:r>
-        <w:rPr>
-          <w:lang w:val="ar_AE" w:bidi="ar_AE"/>
-        </w:rPr>
-        <w:t xml:space="preserve"> «هَكَذَا قَالَ رَبُّ ٱلْجُنُودِ: اِسْأَلِ ٱلْكَهَنَةَ عَنِ ٱلشَّرِيعَةِ قَائِلًا:</w:t>
-      </w:r>
-      <w:r>
-        <w:rPr>
-          <w:lang w:val="ar_AE" w:bidi="ar_AE"/>
-        </w:rPr>
-      </w:r>
-      <w:r>
-        <w:rPr>
-          <w:lang w:val="ar_AE" w:bidi="ar_AE"/>
-        </w:rPr>
-      </w:r>
-    </w:p>
-    <w:p>
-      <w:pPr>
-        <w:bidi/>
-      </w:pPr>
-      <w:r>
-        <w:rPr>
-          <w:lang w:val="ar_AE" w:bidi="ar_AE"/>
-        </w:rPr>
-      </w:r>
-    </w:p>
-    <w:p>
-      <w:pPr>
-        <w:bidi/>
-      </w:pPr>
-      <w:r>
-        <w:rPr>
-          <w:lang w:val="ar_AE" w:bidi="ar_AE"/>
-        </w:rPr>
-      </w:r>
-      <w:r>
-        <w:rPr>
-          <w:vertAlign w:val="superscript"/>
-          <w:lang w:val="ar_AE" w:bidi="ar_AE"/>
-        </w:rPr>
-        <w:t>12</w:t>
-      </w:r>
-      <w:r>
-        <w:rPr>
-          <w:lang w:val="ar_AE" w:bidi="ar_AE"/>
-        </w:rPr>
-        <w:t xml:space="preserve"> إِنْ حَمَلَ إِنْسَانٌ لَحْمًا مُقَدَّسًا فِي طَرَفِ ثَوْبِهِ وَمَسَّ بِطَرَفِهِ خُبْزًا أَوْ طَبِيخًا أَوْ خَمْرًا أَوْ زَيْتًا أَوْ طَعَامًا مَّا، فَهَلْ يَتَقَدَّسُ؟» فَأَجَابَ ٱلْكَهَنَةُ وَقَالُوا: «لَا».</w:t>
-      </w:r>
-      <w:r>
-        <w:rPr>
-          <w:lang w:val="ar_AE" w:bidi="ar_AE"/>
-        </w:rPr>
-      </w:r>
-      <w:r>
-        <w:rPr>
-          <w:lang w:val="ar_AE" w:bidi="ar_AE"/>
-        </w:rPr>
-      </w:r>
-    </w:p>
-    <w:p>
-      <w:pPr>
-        <w:bidi/>
-      </w:pPr>
-      <w:r>
-        <w:rPr>
-          <w:lang w:val="ar_AE" w:bidi="ar_AE"/>
-        </w:rPr>
-      </w:r>
-    </w:p>
-    <w:p>
-      <w:pPr>
-        <w:bidi/>
-      </w:pPr>
-      <w:r>
-        <w:rPr>
-          <w:lang w:val="ar_AE" w:bidi="ar_AE"/>
-        </w:rPr>
-      </w:r>
-      <w:r>
-        <w:rPr>
-          <w:vertAlign w:val="superscript"/>
-          <w:lang w:val="ar_AE" w:bidi="ar_AE"/>
-        </w:rPr>
-        <w:t>13</w:t>
-      </w:r>
-      <w:r>
-        <w:rPr>
-          <w:lang w:val="ar_AE" w:bidi="ar_AE"/>
-        </w:rPr>
-        <w:t xml:space="preserve"> فَقَالَ حَجَّي: «إِنْ كَانَ ٱلْمُنَجَّسُ بِمَيْتٍ يَمَسُّ شَيْئًا مِنْ هَذِهِ، فَهَلْ يَتَنَجَّسُ؟» فَأَجَابَ ٱلْكَهَنَةُ وَقَالُوا: «يَتَنَجَّسُ».</w:t>
-      </w:r>
-      <w:r>
-        <w:rPr>
-          <w:lang w:val="ar_AE" w:bidi="ar_AE"/>
-        </w:rPr>
-      </w:r>
-      <w:r>
-        <w:rPr>
-          <w:lang w:val="ar_AE" w:bidi="ar_AE"/>
-        </w:rPr>
-      </w:r>
-    </w:p>
-    <w:p>
-      <w:pPr>
-        <w:bidi/>
-      </w:pPr>
-      <w:r>
-        <w:rPr>
-          <w:lang w:val="ar_AE" w:bidi="ar_AE"/>
-        </w:rPr>
-      </w:r>
-    </w:p>
-    <w:p>
-      <w:pPr>
-        <w:bidi/>
-      </w:pPr>
-      <w:r>
-        <w:rPr>
-          <w:lang w:val="ar_AE" w:bidi="ar_AE"/>
-        </w:rPr>
-      </w:r>
-      <w:r>
-        <w:rPr>
-          <w:vertAlign w:val="superscript"/>
-          <w:lang w:val="ar_AE" w:bidi="ar_AE"/>
-        </w:rPr>
-        <w:t>14</w:t>
-      </w:r>
-      <w:r>
-        <w:rPr>
-          <w:lang w:val="ar_AE" w:bidi="ar_AE"/>
-        </w:rPr>
-        <w:t xml:space="preserve"> فَأَجَابَ حَجَّي وَقَالَ: «هَكَذَا هَذَا ٱلشَّعْبُ، وَهَكَذَا هَذِهِ ٱلْأُمَّةُ قُدَّامِي، يَقُولُ ٱلرَّبُّ، وَهَكَذَا كُلُّ عَمَلِ أَيْدِيهِمْ وَمَا يُقَرِّبُونَهُ هُنَاكَ. هُوَ نَجِسٌ.</w:t>
-      </w:r>
-      <w:r>
-        <w:rPr>
-          <w:lang w:val="ar_AE" w:bidi="ar_AE"/>
-        </w:rPr>
-      </w:r>
-      <w:r>
-        <w:rPr>
-          <w:lang w:val="ar_AE" w:bidi="ar_AE"/>
-        </w:rPr>
-      </w:r>
-    </w:p>
-    <w:p>
-      <w:pPr>
-        <w:bidi/>
-      </w:pPr>
-      <w:r>
-        <w:rPr>
-          <w:lang w:val="ar_AE" w:bidi="ar_AE"/>
-        </w:rPr>
-      </w:r>
-    </w:p>
-    <w:p>
-      <w:pPr>
-        <w:bidi/>
-      </w:pPr>
-      <w:r>
-        <w:rPr>
-          <w:lang w:val="ar_AE" w:bidi="ar_AE"/>
-        </w:rPr>
-      </w:r>
-      <w:r>
-        <w:rPr>
-          <w:vertAlign w:val="superscript"/>
-          <w:lang w:val="ar_AE" w:bidi="ar_AE"/>
-        </w:rPr>
-        <w:t>15</w:t>
-      </w:r>
-      <w:r>
-        <w:rPr>
-          <w:lang w:val="ar_AE" w:bidi="ar_AE"/>
-        </w:rPr>
-        <w:t xml:space="preserve"> وَٱلْآنَ فَٱجْعَلُوا قَلْبَكُمْ مِنْ هَذَا ٱلْيَوْمِ فَرَاجِعًا، قَبْلَ وَضْعِ حَجَرٍ عَلَى حَجَرٍ فِي هَيْكَلِ ٱلرَّبِّ.</w:t>
-      </w:r>
-      <w:r>
-        <w:rPr>
-          <w:lang w:val="ar_AE" w:bidi="ar_AE"/>
-        </w:rPr>
-      </w:r>
-      <w:r>
-        <w:rPr>
-          <w:lang w:val="ar_AE" w:bidi="ar_AE"/>
-        </w:rPr>
-      </w:r>
-    </w:p>
-    <w:p>
-      <w:pPr>
-        <w:bidi/>
-      </w:pPr>
-      <w:r>
-        <w:rPr>
-          <w:lang w:val="ar_AE" w:bidi="ar_AE"/>
-        </w:rPr>
-      </w:r>
-    </w:p>
-    <w:p>
-      <w:pPr>
-        <w:bidi/>
-      </w:pPr>
-      <w:r>
-        <w:rPr>
-          <w:lang w:val="ar_AE" w:bidi="ar_AE"/>
-        </w:rPr>
-      </w:r>
-      <w:r>
-        <w:rPr>
-          <w:vertAlign w:val="superscript"/>
-          <w:lang w:val="ar_AE" w:bidi="ar_AE"/>
-        </w:rPr>
-        <w:t>16</w:t>
-      </w:r>
-      <w:r>
-        <w:rPr>
-          <w:lang w:val="ar_AE" w:bidi="ar_AE"/>
-        </w:rPr>
-        <w:t xml:space="preserve"> مُذْ تِلْكَ ٱلْأَيَّامِ كَانَ أَحَدُكُمْ يَأْتِي إِلَى عَرَمَةِ عِشْرِينَ فَكَانَتْ عَشَرَةً. أَتَى إِلَى حَوْضِ ٱلْمِعْصَرَةِ لِيَغْرُفَ خَمْسِينَ فُورَةً فَكَانَتْ عِشْرِينَ.</w:t>
-      </w:r>
-      <w:r>
-        <w:rPr>
-          <w:lang w:val="ar_AE" w:bidi="ar_AE"/>
-        </w:rPr>
-      </w:r>
-      <w:r>
-        <w:rPr>
-          <w:lang w:val="ar_AE" w:bidi="ar_AE"/>
-        </w:rPr>
-      </w:r>
-    </w:p>
-    <w:p>
-      <w:pPr>
-        <w:bidi/>
-      </w:pPr>
-      <w:r>
-        <w:rPr>
-          <w:lang w:val="ar_AE" w:bidi="ar_AE"/>
-        </w:rPr>
-      </w:r>
-    </w:p>
-    <w:p>
-      <w:pPr>
-        <w:bidi/>
-      </w:pPr>
-      <w:r>
-        <w:rPr>
-          <w:lang w:val="ar_AE" w:bidi="ar_AE"/>
-        </w:rPr>
-      </w:r>
-      <w:r>
-        <w:rPr>
-          <w:vertAlign w:val="superscript"/>
-          <w:lang w:val="ar_AE" w:bidi="ar_AE"/>
-        </w:rPr>
-        <w:t>17</w:t>
-      </w:r>
-      <w:r>
-        <w:rPr>
-          <w:lang w:val="ar_AE" w:bidi="ar_AE"/>
-        </w:rPr>
-        <w:t xml:space="preserve"> قَدْ ضَرَبْتُكُمْ بِٱللَّفْحِ وَبِالْيَرَقَانِ وَبِالْبَرَدِ فِي كُلِّ عَمَلِ أَيْدِيكُمْ، وَمَا رَجَعْتُمْ إِلَيَّ، يَقُولُ ٱلرَّبُّ.</w:t>
-      </w:r>
-      <w:r>
-        <w:rPr>
-          <w:lang w:val="ar_AE" w:bidi="ar_AE"/>
-        </w:rPr>
-      </w:r>
-      <w:r>
-        <w:rPr>
-          <w:lang w:val="ar_AE" w:bidi="ar_AE"/>
-        </w:rPr>
-      </w:r>
-    </w:p>
-    <w:p>
-      <w:pPr>
-        <w:bidi/>
-      </w:pPr>
-      <w:r>
-        <w:rPr>
-          <w:lang w:val="ar_AE" w:bidi="ar_AE"/>
-        </w:rPr>
-      </w:r>
-    </w:p>
-    <w:p>
-      <w:pPr>
-        <w:bidi/>
-      </w:pPr>
-      <w:r>
-        <w:rPr>
-          <w:lang w:val="ar_AE" w:bidi="ar_AE"/>
-        </w:rPr>
-      </w:r>
-      <w:r>
-        <w:rPr>
-          <w:vertAlign w:val="superscript"/>
-          <w:lang w:val="ar_AE" w:bidi="ar_AE"/>
-        </w:rPr>
-        <w:t>18</w:t>
-      </w:r>
-      <w:r>
-        <w:rPr>
-          <w:lang w:val="ar_AE" w:bidi="ar_AE"/>
-        </w:rPr>
-        <w:t xml:space="preserve"> فَٱجْعَلُوا قَلْبَكُمْ مِنْ هَذَا ٱلْيَوْمِ فَصَاعِدًا، مِنَ ٱلْيَوْمِ ٱلرَّابِعِ وَٱلْعِشْرِينَ مِنَ ٱلشَّهْرِ ٱلتَّاسِعِ، مِنَ ٱلْيَوْمِ ٱلَّذِي فِيهِ تَأَسَّسَ هَيْكَلُ ٱلرَّبِّ، ٱجْعَلُوا قَلْبَكُمْ.</w:t>
-      </w:r>
-      <w:r>
-        <w:rPr>
-          <w:lang w:val="ar_AE" w:bidi="ar_AE"/>
-        </w:rPr>
-      </w:r>
-      <w:r>
-        <w:rPr>
-          <w:lang w:val="ar_AE" w:bidi="ar_AE"/>
-        </w:rPr>
-      </w:r>
-    </w:p>
-    <w:p>
-      <w:pPr>
-        <w:bidi/>
-      </w:pPr>
-      <w:r>
-        <w:rPr>
-          <w:lang w:val="ar_AE" w:bidi="ar_AE"/>
-        </w:rPr>
-      </w:r>
-    </w:p>
-    <w:p>
-      <w:pPr>
-        <w:bidi/>
-      </w:pPr>
-      <w:r>
-        <w:rPr>
-          <w:lang w:val="ar_AE" w:bidi="ar_AE"/>
-        </w:rPr>
-      </w:r>
-      <w:r>
-        <w:rPr>
-          <w:vertAlign w:val="superscript"/>
-          <w:lang w:val="ar_AE" w:bidi="ar_AE"/>
-        </w:rPr>
-        <w:t>19</w:t>
-      </w:r>
-      <w:r>
-        <w:rPr>
-          <w:lang w:val="ar_AE" w:bidi="ar_AE"/>
-        </w:rPr>
-        <w:t xml:space="preserve"> هَلِ ٱلْبَذْرُ فِي ٱلْأَهْرَاءِ بَعْدُ؟ وَٱلْكَرْمُ وَٱلتِّينُ وَٱلرُّمَّانُ وَٱلزَّيْتُونُ لَمْ يَحْمِلْ بَعْدُ. فَمِنْ هَذَا ٱلْيَوْمِ أُبَارِكُ».</w:t>
-      </w:r>
-      <w:r>
-        <w:rPr>
-          <w:lang w:val="ar_AE" w:bidi="ar_AE"/>
-        </w:rPr>
-      </w:r>
-      <w:r>
-        <w:rPr>
-          <w:lang w:val="ar_AE" w:bidi="ar_AE"/>
-        </w:rPr>
-      </w:r>
-    </w:p>
-    <w:p>
-      <w:pPr>
-        <w:bidi/>
-      </w:pPr>
-      <w:r>
-        <w:rPr>
-          <w:lang w:val="ar_AE" w:bidi="ar_AE"/>
-        </w:rPr>
-      </w:r>
-    </w:p>
-    <w:p>
-      <w:pPr>
-        <w:bidi/>
-      </w:pPr>
-      <w:r>
-        <w:rPr>
-          <w:lang w:val="ar_AE" w:bidi="ar_AE"/>
-        </w:rPr>
-      </w:r>
-      <w:r>
-        <w:rPr>
-          <w:vertAlign w:val="superscript"/>
-          <w:lang w:val="ar_AE" w:bidi="ar_AE"/>
-        </w:rPr>
-        <w:t>20</w:t>
-      </w:r>
-      <w:r>
-        <w:rPr>
-          <w:lang w:val="ar_AE" w:bidi="ar_AE"/>
-        </w:rPr>
-        <w:t xml:space="preserve"> وَصَارَتْ كَلِمَةُ ٱلرَّبِّ ثَانِيَةً إِلَى حَجَّي، فِي ٱلرَّابِعِ وَٱلْعِشْرِينَ مِنَ ٱلشَّهْرِ قَائِلًا:</w:t>
-      </w:r>
-      <w:r>
-        <w:rPr>
-          <w:lang w:val="ar_AE" w:bidi="ar_AE"/>
-        </w:rPr>
-      </w:r>
-      <w:r>
-        <w:rPr>
-          <w:lang w:val="ar_AE" w:bidi="ar_AE"/>
-        </w:rPr>
-      </w:r>
-    </w:p>
-    <w:p>
-      <w:pPr>
-        <w:bidi/>
-      </w:pPr>
-      <w:r>
-        <w:rPr>
-          <w:lang w:val="ar_AE" w:bidi="ar_AE"/>
-        </w:rPr>
-      </w:r>
-    </w:p>
-    <w:p>
-      <w:pPr>
-        <w:bidi/>
-      </w:pPr>
-      <w:r>
-        <w:rPr>
-          <w:lang w:val="ar_AE" w:bidi="ar_AE"/>
-        </w:rPr>
-      </w:r>
-      <w:r>
-        <w:rPr>
-          <w:vertAlign w:val="superscript"/>
-          <w:lang w:val="ar_AE" w:bidi="ar_AE"/>
-        </w:rPr>
-        <w:t>21</w:t>
-      </w:r>
-      <w:r>
-        <w:rPr>
-          <w:lang w:val="ar_AE" w:bidi="ar_AE"/>
-        </w:rPr>
-        <w:t xml:space="preserve"> «كَلِّمْ زَرُبَّابِلَ وَالِيَ يَهُوذَا قَائِلًا: إِنِّي أُزَلْزِلُ ٱلسَّمَاوَاتِ وَٱلْأَرْضَ،</w:t>
-      </w:r>
-      <w:r>
-        <w:rPr>
-          <w:lang w:val="ar_AE" w:bidi="ar_AE"/>
-        </w:rPr>
-      </w:r>
-      <w:r>
-        <w:rPr>
-          <w:lang w:val="ar_AE" w:bidi="ar_AE"/>
-        </w:rPr>
-      </w:r>
-    </w:p>
-    <w:p>
-      <w:pPr>
-        <w:bidi/>
-      </w:pPr>
-      <w:r>
-        <w:rPr>
-          <w:lang w:val="ar_AE" w:bidi="ar_AE"/>
-        </w:rPr>
-      </w:r>
-    </w:p>
-    <w:p>
-      <w:pPr>
-        <w:bidi/>
-      </w:pPr>
-      <w:r>
-        <w:rPr>
-          <w:lang w:val="ar_AE" w:bidi="ar_AE"/>
-        </w:rPr>
-      </w:r>
-      <w:r>
-        <w:rPr>
-          <w:vertAlign w:val="superscript"/>
-          <w:lang w:val="ar_AE" w:bidi="ar_AE"/>
-        </w:rPr>
-        <w:t>22</w:t>
-      </w:r>
-      <w:r>
-        <w:rPr>
-          <w:lang w:val="ar_AE" w:bidi="ar_AE"/>
-        </w:rPr>
-        <w:t xml:space="preserve"> وَأَقْلِبُ كُرْسِيَّ ٱلْمَمَالِكِ، وَأُبِيدُ قُوَّةَ مَمَالِكِ ٱلْأُمَمِ، وَأَقْلِبُ ٱلْمَرْكَبَاتِ وَٱلرَّاكِبِينَ فِيهَا، وَيَنْحَطُّ ٱلْخَيْلُ وَرَاكِبُوهَا، كُلٌّ مِنْهَا بِسَيْفِ أَخِيهِ.</w:t>
-      </w:r>
-      <w:r>
-        <w:rPr>
-          <w:lang w:val="ar_AE" w:bidi="ar_AE"/>
-        </w:rPr>
-      </w:r>
-      <w:r>
-        <w:rPr>
-          <w:lang w:val="ar_AE" w:bidi="ar_AE"/>
-        </w:rPr>
-      </w:r>
-    </w:p>
-    <w:p>
-      <w:pPr>
-        <w:bidi/>
-      </w:pPr>
-      <w:r>
-        <w:rPr>
-          <w:lang w:val="ar_AE" w:bidi="ar_AE"/>
-        </w:rPr>
-      </w:r>
-    </w:p>
-    <w:p>
-      <w:pPr>
-        <w:bidi/>
-      </w:pPr>
-      <w:r>
-        <w:rPr>
-          <w:lang w:val="ar_AE" w:bidi="ar_AE"/>
-        </w:rPr>
-      </w:r>
-      <w:r>
-        <w:rPr>
-          <w:vertAlign w:val="superscript"/>
+          <w:rtl/>
+          <w:cs/>
           <w:lang w:val="ar_AE" w:bidi="ar_AE"/>
         </w:rPr>
         <w:t>23</w:t>
       </w:r>
       <w:r>
         <w:rPr>
+          <w:rtl/>
+          <w:cs/>
           <w:lang w:val="ar_AE" w:bidi="ar_AE"/>
         </w:rPr>
         <w:t xml:space="preserve"> فِي ذَلِكَ ٱلْيَوْمِ، يَقُولُ رَبُّ ٱلْجُنُودِ، آخُذُكَ يَا زَرُبَّابِلُ عَبْدِي ٱبْنُ شَأَلْتِيئِيلَ، يَقُولُ ٱلرَّبُّ، وَأَجْعَلُكَ كَخَاتِمٍ، لِأَنِّي قَدِ ٱخْتَرْتُكَ، يَقُولُ رَبُّ ٱلْجُنُودِ».</w:t>
-      </w:r>
-      <w:r>
-        <w:rPr>
-          <w:lang w:val="ar_AE" w:bidi="ar_AE"/>
-        </w:rPr>
-      </w:r>
-      <w:r>
-        <w:rPr>
-          <w:lang w:val="ar_AE" w:bidi="ar_AE"/>
-        </w:rPr>
       </w:r>
     </w:p>
     <w:sectPr>
